--- a/Models/SARL AU/SARL-AU_2026-03_Contrat-Domiciliation_Template.docx
+++ b/Models/SARL AU/SARL-AU_2026-03_Contrat-Domiciliation_Template.docx
@@ -389,15 +389,15 @@
         <mc:AlternateContent>
           <mc:Choice Requires="wps">
             <w:drawing>
-              <wp:anchor distT="0" distB="0" distL="114300" distR="114300" simplePos="0" relativeHeight="251662336" behindDoc="0" locked="0" layoutInCell="1" allowOverlap="1" wp14:anchorId="451F0153" wp14:editId="4F057A73">
+              <wp:anchor distT="0" distB="0" distL="114300" distR="114300" simplePos="0" relativeHeight="251662336" behindDoc="0" locked="0" layoutInCell="1" allowOverlap="1" wp14:anchorId="451F0153" wp14:editId="6A1CF2F5">
                 <wp:simplePos x="0" y="0"/>
                 <wp:positionH relativeFrom="margin">
-                  <wp:posOffset>10160</wp:posOffset>
+                  <wp:posOffset>10070</wp:posOffset>
                 </wp:positionH>
                 <wp:positionV relativeFrom="paragraph">
-                  <wp:posOffset>142240</wp:posOffset>
+                  <wp:posOffset>144053</wp:posOffset>
                 </wp:positionV>
-                <wp:extent cx="3190240" cy="259080"/>
+                <wp:extent cx="3282950" cy="259080"/>
                 <wp:effectExtent l="0" t="0" r="0" b="7620"/>
                 <wp:wrapNone/>
                 <wp:docPr id="1003" name="Zone de texte 2"/>
@@ -409,7 +409,7 @@
                       <wps:spPr>
                         <a:xfrm>
                           <a:off x="0" y="0"/>
-                          <a:ext cx="3190240" cy="259080"/>
+                          <a:ext cx="3282950" cy="259080"/>
                         </a:xfrm>
                         <a:prstGeom prst="rect">
                           <a:avLst/>
@@ -469,7 +469,11 @@
           </mc:Choice>
           <mc:Fallback>
             <w:pict>
-              <v:shape w14:anchorId="451F0153" id="_x0000_s1027" type="#_x0000_t202" style="position:absolute;left:0;text-align:left;margin-left:.8pt;margin-top:11.2pt;width:251.2pt;height:20.4pt;z-index:251662336;visibility:visible;mso-wrap-style:square;mso-width-percent:0;mso-height-percent:0;mso-wrap-distance-left:9pt;mso-wrap-distance-top:0;mso-wrap-distance-right:9pt;mso-wrap-distance-bottom:0;mso-position-horizontal:absolute;mso-position-horizontal-relative:margin;mso-position-vertical:absolute;mso-position-vertical-relative:text;mso-width-percent:0;mso-height-percent:0;mso-width-relative:margin;mso-height-relative:margin;v-text-anchor:top" o:gfxdata="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" fillcolor="white [3201]" stroked="f" strokeweight=".5pt">
+              <v:shapetype w14:anchorId="451F0153" id="_x0000_t202" coordsize="21600,21600" o:spt="202" path="m,l,21600r21600,l21600,xe">
+                <v:stroke joinstyle="miter"/>
+                <v:path gradientshapeok="t" o:connecttype="rect"/>
+              </v:shapetype>
+              <v:shape id="_x0000_s1027" type="#_x0000_t202" style="position:absolute;left:0;text-align:left;margin-left:.8pt;margin-top:11.35pt;width:258.5pt;height:20.4pt;z-index:251662336;visibility:visible;mso-wrap-style:square;mso-width-percent:0;mso-height-percent:0;mso-wrap-distance-left:9pt;mso-wrap-distance-top:0;mso-wrap-distance-right:9pt;mso-wrap-distance-bottom:0;mso-position-horizontal:absolute;mso-position-horizontal-relative:margin;mso-position-vertical:absolute;mso-position-vertical-relative:text;mso-width-percent:0;mso-height-percent:0;mso-width-relative:margin;mso-height-relative:margin;v-text-anchor:top" o:gfxdata="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" fillcolor="white [3201]" stroked="f" strokeweight=".5pt">
                 <v:textbox>
                   <w:txbxContent>
                     <w:p>
@@ -854,7 +858,65 @@
           <w:szCs w:val="14"/>
           <w:lang w:val="fr-FR"/>
         </w:rPr>
-        <w:t xml:space="preserve">, en   cours   de   formation, inscrite   à   l’NUMERO_ICE   sous   le   </w:t>
+        <w:t xml:space="preserve">, en   cours   de   formation, inscrite   </w:t>
+      </w:r>
+      <w:r>
+        <w:rPr>
+          <w:sz w:val="14"/>
+          <w:szCs w:val="14"/>
+          <w:lang w:val="fr-FR"/>
+        </w:rPr>
+        <w:t xml:space="preserve">à </w:t>
+      </w:r>
+      <w:proofErr w:type="gramStart"/>
+      <w:r>
+        <w:rPr>
+          <w:sz w:val="14"/>
+          <w:szCs w:val="14"/>
+          <w:lang w:val="fr-FR"/>
+        </w:rPr>
+        <w:t>l’OMPIC</w:t>
+      </w:r>
+      <w:r>
+        <w:rPr>
+          <w:sz w:val="14"/>
+          <w:szCs w:val="14"/>
+          <w:lang w:val="fr-FR"/>
+        </w:rPr>
+        <w:t xml:space="preserve"> </w:t>
+      </w:r>
+      <w:r>
+        <w:rPr>
+          <w:sz w:val="14"/>
+          <w:szCs w:val="14"/>
+          <w:lang w:val="fr-FR"/>
+        </w:rPr>
+        <w:t xml:space="preserve"> sous</w:t>
+      </w:r>
+      <w:proofErr w:type="gramEnd"/>
+      <w:r>
+        <w:rPr>
+          <w:sz w:val="14"/>
+          <w:szCs w:val="14"/>
+          <w:lang w:val="fr-FR"/>
+        </w:rPr>
+        <w:t xml:space="preserve"> </w:t>
+      </w:r>
+      <w:r>
+        <w:rPr>
+          <w:sz w:val="14"/>
+          <w:szCs w:val="14"/>
+          <w:lang w:val="fr-FR"/>
+        </w:rPr>
+        <w:t>l’ICE</w:t>
+      </w:r>
+      <w:r>
+        <w:rPr>
+          <w:sz w:val="14"/>
+          <w:szCs w:val="14"/>
+          <w:lang w:val="fr-FR"/>
+        </w:rPr>
+        <w:t xml:space="preserve"> </w:t>
       </w:r>
       <w:r>
         <w:rPr>
@@ -1433,7 +1495,7 @@
                 <w:szCs w:val="14"/>
                 <w:lang w:val="fr-FR"/>
               </w:rPr>
-              <w:t>EMAIL_ASSOCIE</w:t>
+              <w:t>EMAIL</w:t>
             </w:r>
             <w:proofErr w:type="gramEnd"/>
             <w:r>
@@ -1442,7 +1504,7 @@
                 <w:szCs w:val="14"/>
                 <w:lang w:val="fr-FR"/>
               </w:rPr>
-              <w:t>}}</w:t>
+              <w:t>_ASSOCIE}}</w:t>
             </w:r>
           </w:p>
         </w:tc>
@@ -1939,15 +2001,7 @@
           <w:szCs w:val="14"/>
           <w:lang w:val="fr-FR"/>
         </w:rPr>
-        <w:t xml:space="preserve">Et concernant les personnes morales, des documents permettant de connaitre les adresses et les numéros de pièces d'identité de leurs gérants ainsi que leurs </w:t>
-      </w:r>
-      <w:r>
-        <w:rPr>
-          <w:sz w:val="14"/>
-          <w:szCs w:val="14"/>
-          <w:lang w:val="fr-FR"/>
-        </w:rPr>
-        <w:t>adresses électroniques. Le dossier devra contenir aussi les documents relatifs à tous les locaux d'exploitation de l'activité de la société domiciliée, le lieu de conservation des documents comptables au cas où ceux-ci ne sont pas conservés chez le domiciliataire ;</w:t>
+        <w:t>Et concernant les personnes morales, des documents permettant de connaitre les adresses et les numéros de pièces d'identité de leurs gérants ainsi que leurs adresses électroniques. Le dossier devra contenir aussi les documents relatifs à tous les locaux d'exploitation de l'activité de la société domiciliée, le lieu de conservation des documents comptables au cas où ceux-ci ne sont pas conservés chez le domiciliataire ;</w:t>
       </w:r>
     </w:p>
     <w:p>
@@ -2513,6 +2567,7 @@
           <w:szCs w:val="14"/>
           <w:lang w:val="fr-FR"/>
         </w:rPr>
+        <w:lastRenderedPageBreak/>
         <w:t>Extrait du compte ou spécimen de chèque ;</w:t>
       </w:r>
     </w:p>
@@ -2569,7 +2624,6 @@
           <w:szCs w:val="14"/>
           <w:lang w:val="fr-FR"/>
         </w:rPr>
-        <w:lastRenderedPageBreak/>
         <w:t>Adresse de réexpédition du courrier ;</w:t>
       </w:r>
     </w:p>
@@ -3054,17 +3108,7 @@
           <w:szCs w:val="14"/>
           <w:lang w:val="fr-FR"/>
         </w:rPr>
-        <w:t>PACK_DEMARRAGE_TOTAL_TTC</w:t>
-      </w:r>
-      <w:r>
-        <w:rPr>
-          <w:b/>
-          <w:bCs/>
-          <w:sz w:val="14"/>
-          <w:szCs w:val="14"/>
-          <w:lang w:val="fr-FR"/>
-        </w:rPr>
-        <w:t>}</w:t>
+        <w:t>PACK_DEMARRAGE_TOTAL_TTC}</w:t>
       </w:r>
       <w:r>
         <w:rPr>
@@ -3345,7 +3389,7 @@
           <w:u w:val="single"/>
           <w:lang w:val="fr-FR"/>
         </w:rPr>
-        <w:t>RENOUVELLEMENT_LOYER_MENSUEL</w:t>
+        <w:t>RENOUVELLEMENT_LOYER_MENSUEL}</w:t>
       </w:r>
       <w:r>
         <w:rPr>
@@ -3367,6 +3411,131 @@
           <w:u w:val="single"/>
           <w:lang w:val="fr-FR"/>
         </w:rPr>
+        <w:t xml:space="preserve"> DH</w:t>
+      </w:r>
+      <w:r>
+        <w:rPr>
+          <w:b/>
+          <w:bCs/>
+          <w:sz w:val="14"/>
+          <w:szCs w:val="14"/>
+          <w:u w:val="single"/>
+          <w:lang w:val="fr-FR"/>
+        </w:rPr>
+        <w:t xml:space="preserve"> </w:t>
+      </w:r>
+      <w:r>
+        <w:rPr>
+          <w:b/>
+          <w:bCs/>
+          <w:sz w:val="14"/>
+          <w:szCs w:val="14"/>
+          <w:u w:val="single"/>
+          <w:lang w:val="fr-FR"/>
+        </w:rPr>
+        <w:t>TTC</w:t>
+      </w:r>
+      <w:r>
+        <w:rPr>
+          <w:sz w:val="14"/>
+          <w:szCs w:val="14"/>
+          <w:lang w:val="fr-FR"/>
+        </w:rPr>
+        <w:t xml:space="preserve"> </w:t>
+      </w:r>
+      <w:r>
+        <w:rPr>
+          <w:b/>
+          <w:bCs/>
+          <w:sz w:val="14"/>
+          <w:szCs w:val="14"/>
+          <w:u w:val="single"/>
+          <w:lang w:val="fr-FR"/>
+        </w:rPr>
+        <w:t>par mois</w:t>
+      </w:r>
+      <w:r>
+        <w:rPr>
+          <w:sz w:val="14"/>
+          <w:szCs w:val="14"/>
+          <w:lang w:val="fr-FR"/>
+        </w:rPr>
+        <w:t>,</w:t>
+      </w:r>
+      <w:r>
+        <w:rPr>
+          <w:sz w:val="14"/>
+          <w:szCs w:val="14"/>
+          <w:lang w:val="fr-FR"/>
+        </w:rPr>
+        <w:t xml:space="preserve"> </w:t>
+      </w:r>
+      <w:r>
+        <w:rPr>
+          <w:sz w:val="14"/>
+          <w:szCs w:val="14"/>
+          <w:lang w:val="fr-FR"/>
+        </w:rPr>
+        <w:t xml:space="preserve">portant le </w:t>
+      </w:r>
+      <w:r>
+        <w:rPr>
+          <w:b/>
+          <w:bCs/>
+          <w:sz w:val="14"/>
+          <w:szCs w:val="14"/>
+          <w:u w:val="single"/>
+          <w:lang w:val="fr-FR"/>
+        </w:rPr>
+        <w:t>montant annuel</w:t>
+      </w:r>
+      <w:r>
+        <w:rPr>
+          <w:sz w:val="14"/>
+          <w:szCs w:val="14"/>
+          <w:lang w:val="fr-FR"/>
+        </w:rPr>
+        <w:t xml:space="preserve"> à</w:t>
+      </w:r>
+      <w:r>
+        <w:rPr>
+          <w:sz w:val="14"/>
+          <w:szCs w:val="14"/>
+          <w:lang w:val="fr-FR"/>
+        </w:rPr>
+        <w:t xml:space="preserve"> </w:t>
+      </w:r>
+      <w:r>
+        <w:rPr>
+          <w:b/>
+          <w:bCs/>
+          <w:sz w:val="14"/>
+          <w:szCs w:val="14"/>
+          <w:u w:val="single"/>
+          <w:lang w:val="fr-FR"/>
+        </w:rPr>
+        <w:t>{{</w:t>
+      </w:r>
+      <w:r>
+        <w:rPr>
+          <w:b/>
+          <w:bCs/>
+          <w:sz w:val="14"/>
+          <w:szCs w:val="14"/>
+          <w:u w:val="single"/>
+          <w:lang w:val="fr-FR"/>
+        </w:rPr>
+        <w:t>RENOUVELLEMENT_LOYER_ANNUEL}</w:t>
+      </w:r>
+      <w:r>
+        <w:rPr>
+          <w:b/>
+          <w:bCs/>
+          <w:sz w:val="14"/>
+          <w:szCs w:val="14"/>
+          <w:u w:val="single"/>
+          <w:lang w:val="fr-FR"/>
+        </w:rPr>
         <w:t>}</w:t>
       </w:r>
       <w:r>
@@ -3378,7 +3547,7 @@
           <w:u w:val="single"/>
           <w:lang w:val="fr-FR"/>
         </w:rPr>
-        <w:t xml:space="preserve"> DH </w:t>
+        <w:t xml:space="preserve"> </w:t>
       </w:r>
       <w:r>
         <w:rPr>
@@ -3389,108 +3558,7 @@
           <w:u w:val="single"/>
           <w:lang w:val="fr-FR"/>
         </w:rPr>
-        <w:t>TTC</w:t>
-      </w:r>
-      <w:r>
-        <w:rPr>
-          <w:sz w:val="14"/>
-          <w:szCs w:val="14"/>
-          <w:lang w:val="fr-FR"/>
-        </w:rPr>
-        <w:t xml:space="preserve"> </w:t>
-      </w:r>
-      <w:r>
-        <w:rPr>
-          <w:b/>
-          <w:bCs/>
-          <w:sz w:val="14"/>
-          <w:szCs w:val="14"/>
-          <w:u w:val="single"/>
-          <w:lang w:val="fr-FR"/>
-        </w:rPr>
-        <w:t>par mois</w:t>
-      </w:r>
-      <w:r>
-        <w:rPr>
-          <w:sz w:val="14"/>
-          <w:szCs w:val="14"/>
-          <w:lang w:val="fr-FR"/>
-        </w:rPr>
-        <w:t xml:space="preserve">, soumis à une TAUX_TVA_POURCENT de 20 %, portant le </w:t>
-      </w:r>
-      <w:r>
-        <w:rPr>
-          <w:b/>
-          <w:bCs/>
-          <w:sz w:val="14"/>
-          <w:szCs w:val="14"/>
-          <w:u w:val="single"/>
-          <w:lang w:val="fr-FR"/>
-        </w:rPr>
-        <w:t>montant annuel</w:t>
-      </w:r>
-      <w:r>
-        <w:rPr>
-          <w:sz w:val="14"/>
-          <w:szCs w:val="14"/>
-          <w:lang w:val="fr-FR"/>
-        </w:rPr>
-        <w:t xml:space="preserve"> à </w:t>
-      </w:r>
-      <w:r>
-        <w:rPr>
-          <w:b/>
-          <w:bCs/>
-          <w:sz w:val="14"/>
-          <w:szCs w:val="14"/>
-          <w:u w:val="single"/>
-          <w:lang w:val="fr-FR"/>
-        </w:rPr>
-        <w:t>{{</w:t>
-      </w:r>
-      <w:r>
-        <w:rPr>
-          <w:b/>
-          <w:bCs/>
-          <w:sz w:val="14"/>
-          <w:szCs w:val="14"/>
-          <w:u w:val="single"/>
-          <w:lang w:val="fr-FR"/>
-        </w:rPr>
-        <w:t>RENOUVELLEMENT_LOYER_ANNUEL</w:t>
-      </w:r>
-      <w:r>
-        <w:rPr>
-          <w:b/>
-          <w:bCs/>
-          <w:sz w:val="14"/>
-          <w:szCs w:val="14"/>
-          <w:u w:val="single"/>
-          <w:lang w:val="fr-FR"/>
-        </w:rPr>
-        <w:t>}</w:t>
-      </w:r>
-      <w:r>
-        <w:rPr>
-          <w:b/>
-          <w:bCs/>
-          <w:sz w:val="14"/>
-          <w:szCs w:val="14"/>
-          <w:u w:val="single"/>
-          <w:lang w:val="fr-FR"/>
-        </w:rPr>
-        <w:t>}</w:t>
-      </w:r>
-      <w:r>
-        <w:rPr>
-          <w:b/>
-          <w:bCs/>
-          <w:sz w:val="14"/>
-          <w:szCs w:val="14"/>
-          <w:u w:val="single"/>
-          <w:lang w:val="fr-FR"/>
-        </w:rPr>
-        <w:t xml:space="preserve"> DH TTC.</w:t>
+        <w:t>DH TTC.</w:t>
       </w:r>
     </w:p>
     <w:p>
@@ -3662,7 +3730,15 @@
           <w:szCs w:val="14"/>
           <w:lang w:val="fr-FR"/>
         </w:rPr>
-        <w:t xml:space="preserve">glementation en vigueur et au taux normal de </w:t>
+        <w:t xml:space="preserve">glementation en vigueur et au taux normal </w:t>
+      </w:r>
+      <w:r>
+        <w:rPr>
+          <w:sz w:val="14"/>
+          <w:szCs w:val="14"/>
+          <w:lang w:val="fr-FR"/>
+        </w:rPr>
+        <w:t xml:space="preserve">de TVA </w:t>
       </w:r>
       <w:r>
         <w:rPr>
@@ -3673,7 +3749,7 @@
           <w:u w:val="single"/>
           <w:lang w:val="fr-FR"/>
         </w:rPr>
-        <w:t>TAUX_TVA_POURCENT applicable aux prestations de services, fix</w:t>
+        <w:t>applicable aux prestations de services, fix</w:t>
       </w:r>
       <w:r>
         <w:rPr>
@@ -3894,6 +3970,704 @@
       <w:pPr>
         <w:jc w:val="both"/>
         <w:rPr>
+          <w:sz w:val="14"/>
+          <w:szCs w:val="14"/>
+          <w:lang w:val="fr-FR"/>
+        </w:rPr>
+      </w:pPr>
+      <w:r>
+        <w:rPr>
+          <w:sz w:val="14"/>
+          <w:szCs w:val="14"/>
+          <w:lang w:val="fr-FR"/>
+        </w:rPr>
+        <w:t xml:space="preserve">Enfin, il atteste de l’exactitude de tous les renseignements fournis à </w:t>
+      </w:r>
+      <w:r>
+        <w:rPr>
+          <w:b/>
+          <w:bCs/>
+          <w:color w:val="124F1A" w:themeColor="accent3" w:themeShade="BF"/>
+          <w:sz w:val="14"/>
+          <w:szCs w:val="14"/>
+          <w:lang w:val="fr-FR"/>
+        </w:rPr>
+        <w:t xml:space="preserve">« </w:t>
+      </w:r>
+      <w:r>
+        <w:rPr>
+          <w:b/>
+          <w:bCs/>
+          <w:color w:val="124F1A" w:themeColor="accent3" w:themeShade="BF"/>
+          <w:sz w:val="14"/>
+          <w:szCs w:val="14"/>
+          <w:lang w:val="fr-FR"/>
+        </w:rPr>
+        <w:t>CENTIRIO</w:t>
+      </w:r>
+      <w:r>
+        <w:rPr>
+          <w:b/>
+          <w:bCs/>
+          <w:color w:val="124F1A" w:themeColor="accent3" w:themeShade="BF"/>
+          <w:sz w:val="14"/>
+          <w:szCs w:val="14"/>
+          <w:lang w:val="fr-FR"/>
+        </w:rPr>
+        <w:t xml:space="preserve"> SARL »</w:t>
+      </w:r>
+      <w:r>
+        <w:rPr>
+          <w:sz w:val="14"/>
+          <w:szCs w:val="14"/>
+          <w:lang w:val="fr-FR"/>
+        </w:rPr>
+        <w:t>, tant en ce qui concerne son état-civil que l’entreprise représentée.</w:t>
+      </w:r>
+    </w:p>
+    <w:p>
+      <w:pPr>
+        <w:jc w:val="both"/>
+        <w:rPr>
+          <w:b/>
+          <w:bCs/>
+          <w:sz w:val="14"/>
+          <w:szCs w:val="14"/>
+          <w:u w:val="single"/>
+          <w:lang w:val="fr-FR"/>
+        </w:rPr>
+      </w:pPr>
+      <w:r>
+        <w:rPr>
+          <w:b/>
+          <w:bCs/>
+          <w:sz w:val="14"/>
+          <w:szCs w:val="14"/>
+          <w:u w:val="single"/>
+          <w:lang w:val="fr-FR"/>
+        </w:rPr>
+        <w:t xml:space="preserve">ARTICLE </w:t>
+      </w:r>
+      <w:r>
+        <w:rPr>
+          <w:b/>
+          <w:bCs/>
+          <w:sz w:val="14"/>
+          <w:szCs w:val="14"/>
+          <w:u w:val="single"/>
+          <w:lang w:val="fr-FR"/>
+        </w:rPr>
+        <w:t>7</w:t>
+      </w:r>
+      <w:r>
+        <w:rPr>
+          <w:b/>
+          <w:bCs/>
+          <w:sz w:val="14"/>
+          <w:szCs w:val="14"/>
+          <w:u w:val="single"/>
+          <w:lang w:val="fr-FR"/>
+        </w:rPr>
+        <w:t xml:space="preserve"> : CLAUSE RESOLUTION</w:t>
+      </w:r>
+    </w:p>
+    <w:p>
+      <w:pPr>
+        <w:jc w:val="both"/>
+        <w:rPr>
+          <w:sz w:val="14"/>
+          <w:szCs w:val="14"/>
+          <w:lang w:val="fr-FR"/>
+        </w:rPr>
+      </w:pPr>
+      <w:r>
+        <w:rPr>
+          <w:sz w:val="14"/>
+          <w:szCs w:val="14"/>
+          <w:lang w:val="fr-FR"/>
+        </w:rPr>
+        <w:t xml:space="preserve">Il est expressément stipulé qu’à défaut de paiement d’une facture à son échéance ou en cas d’inexécution constatée d’une seule des obligations du contrat, </w:t>
+      </w:r>
+      <w:r>
+        <w:rPr>
+          <w:b/>
+          <w:bCs/>
+          <w:sz w:val="14"/>
+          <w:szCs w:val="14"/>
+          <w:u w:val="single"/>
+          <w:lang w:val="fr-FR"/>
+        </w:rPr>
+        <w:t xml:space="preserve">huit jours après une lettre recommandée </w:t>
+      </w:r>
+      <w:r>
+        <w:rPr>
+          <w:sz w:val="14"/>
+          <w:szCs w:val="14"/>
+          <w:lang w:val="fr-FR"/>
+        </w:rPr>
+        <w:t>avec accusé de réception non suivie d’effet, le contrat sera résilié de plein droit.</w:t>
+      </w:r>
+    </w:p>
+    <w:p>
+      <w:pPr>
+        <w:jc w:val="both"/>
+        <w:rPr>
+          <w:sz w:val="14"/>
+          <w:szCs w:val="14"/>
+          <w:lang w:val="fr-FR"/>
+        </w:rPr>
+      </w:pPr>
+      <w:r>
+        <w:rPr>
+          <w:sz w:val="14"/>
+          <w:szCs w:val="14"/>
+          <w:lang w:val="fr-FR"/>
+        </w:rPr>
+        <w:t>Le courrier du domicilié sera alors refusé et ses appels téléphoniques rejetés. La situation sera également signalée au Registre de Commerce de Casablanca et aux services fiscaux compétents.</w:t>
+      </w:r>
+    </w:p>
+    <w:p>
+      <w:pPr>
+        <w:jc w:val="both"/>
+        <w:rPr>
+          <w:sz w:val="14"/>
+          <w:szCs w:val="14"/>
+          <w:lang w:val="fr-FR"/>
+        </w:rPr>
+      </w:pPr>
+      <w:r>
+        <w:rPr>
+          <w:sz w:val="14"/>
+          <w:szCs w:val="14"/>
+          <w:lang w:val="fr-FR"/>
+        </w:rPr>
+        <w:t xml:space="preserve">En  outre  </w:t>
+      </w:r>
+      <w:r>
+        <w:rPr>
+          <w:b/>
+          <w:bCs/>
+          <w:color w:val="124F1A" w:themeColor="accent3" w:themeShade="BF"/>
+          <w:sz w:val="14"/>
+          <w:szCs w:val="14"/>
+          <w:lang w:val="fr-FR"/>
+        </w:rPr>
+        <w:t xml:space="preserve">«  </w:t>
+      </w:r>
+      <w:r>
+        <w:rPr>
+          <w:b/>
+          <w:bCs/>
+          <w:color w:val="124F1A" w:themeColor="accent3" w:themeShade="BF"/>
+          <w:sz w:val="14"/>
+          <w:szCs w:val="14"/>
+          <w:lang w:val="fr-FR"/>
+        </w:rPr>
+        <w:t>CENTIRIO</w:t>
+      </w:r>
+      <w:r>
+        <w:rPr>
+          <w:b/>
+          <w:bCs/>
+          <w:color w:val="124F1A" w:themeColor="accent3" w:themeShade="BF"/>
+          <w:sz w:val="14"/>
+          <w:szCs w:val="14"/>
+          <w:lang w:val="fr-FR"/>
+        </w:rPr>
+        <w:t xml:space="preserve">  SARL»</w:t>
+      </w:r>
+      <w:r>
+        <w:rPr>
+          <w:color w:val="124F1A" w:themeColor="accent3" w:themeShade="BF"/>
+          <w:sz w:val="14"/>
+          <w:szCs w:val="14"/>
+          <w:lang w:val="fr-FR"/>
+        </w:rPr>
+        <w:t xml:space="preserve">, </w:t>
+      </w:r>
+      <w:r>
+        <w:rPr>
+          <w:sz w:val="14"/>
+          <w:szCs w:val="14"/>
+          <w:lang w:val="fr-FR"/>
+        </w:rPr>
+        <w:t>se  réserve  la  faculté  de  faire  cesser  les effets des  contrats  dans  les  locaux  concernés  ainsi que tous les actes en découlant pour le domicilié, sur simple lettre recommandée avec accusé de réception avec effet immédiat dans le cas où le domicilié, créerait des troubles commerciaux ou non, pour la bonne marche et la bonne réputation des locaux et, de manière générales, tous usages contraires à l’ordre public et aux bonnes mœurs (défaut de paiement de ses fournisseurs ou tout créancier, plainte des salariés, action de l’inspection du travail, visite des services de police le  concernant  ou  visite d’huissiers à sa recherche,…). Tous les frais d’une telle situation et ceux qui en seraient la suite ou la conséquence seront à la charge du domicilié qui s’oblige à les régler.</w:t>
+      </w:r>
+    </w:p>
+    <w:p>
+      <w:pPr>
+        <w:jc w:val="both"/>
+        <w:rPr>
+          <w:sz w:val="14"/>
+          <w:szCs w:val="14"/>
+          <w:lang w:val="fr-FR"/>
+        </w:rPr>
+      </w:pPr>
+      <w:r>
+        <w:rPr>
+          <w:sz w:val="14"/>
+          <w:szCs w:val="14"/>
+          <w:lang w:val="fr-FR"/>
+        </w:rPr>
+        <w:t xml:space="preserve">Le domicilié devra, en outre, rembourser à </w:t>
+      </w:r>
+      <w:r>
+        <w:rPr>
+          <w:b/>
+          <w:bCs/>
+          <w:color w:val="124F1A" w:themeColor="accent3" w:themeShade="BF"/>
+          <w:sz w:val="14"/>
+          <w:szCs w:val="14"/>
+          <w:lang w:val="fr-FR"/>
+        </w:rPr>
+        <w:t xml:space="preserve">« </w:t>
+      </w:r>
+      <w:r>
+        <w:rPr>
+          <w:b/>
+          <w:bCs/>
+          <w:color w:val="124F1A" w:themeColor="accent3" w:themeShade="BF"/>
+          <w:sz w:val="14"/>
+          <w:szCs w:val="14"/>
+          <w:lang w:val="fr-FR"/>
+        </w:rPr>
+        <w:t>CENTIRIO</w:t>
+      </w:r>
+      <w:r>
+        <w:rPr>
+          <w:b/>
+          <w:bCs/>
+          <w:color w:val="124F1A" w:themeColor="accent3" w:themeShade="BF"/>
+          <w:sz w:val="14"/>
+          <w:szCs w:val="14"/>
+          <w:lang w:val="fr-FR"/>
+        </w:rPr>
+        <w:t xml:space="preserve"> SARL »</w:t>
+      </w:r>
+      <w:r>
+        <w:rPr>
+          <w:color w:val="124F1A" w:themeColor="accent3" w:themeShade="BF"/>
+          <w:sz w:val="14"/>
+          <w:szCs w:val="14"/>
+          <w:lang w:val="fr-FR"/>
+        </w:rPr>
+        <w:t xml:space="preserve">, </w:t>
+      </w:r>
+      <w:r>
+        <w:rPr>
+          <w:sz w:val="14"/>
+          <w:szCs w:val="14"/>
+          <w:lang w:val="fr-FR"/>
+        </w:rPr>
+        <w:t>les frais des actes extra-judiciaires et autres frais de justice motivés par des infractions aux clauses et aux conditions du présent engagement.</w:t>
+      </w:r>
+    </w:p>
+    <w:p>
+      <w:pPr>
+        <w:jc w:val="both"/>
+        <w:rPr>
+          <w:sz w:val="14"/>
+          <w:szCs w:val="14"/>
+          <w:lang w:val="fr-FR"/>
+        </w:rPr>
+      </w:pPr>
+      <w:r>
+        <w:rPr>
+          <w:sz w:val="14"/>
+          <w:szCs w:val="14"/>
+          <w:lang w:val="fr-FR"/>
+        </w:rPr>
+        <w:t xml:space="preserve">En application de ces principes et pour le cas où le recouvrement de toutes les sommes exigibles en vertu des présentes nécessiterait l’intervention d’un huissier de justice et/ou d’un avocat, le domicilié devra également rembourser à </w:t>
+      </w:r>
+      <w:r>
+        <w:rPr>
+          <w:b/>
+          <w:bCs/>
+          <w:color w:val="124F1A" w:themeColor="accent3" w:themeShade="BF"/>
+          <w:sz w:val="14"/>
+          <w:szCs w:val="14"/>
+          <w:lang w:val="fr-FR"/>
+        </w:rPr>
+        <w:t xml:space="preserve">« </w:t>
+      </w:r>
+      <w:r>
+        <w:rPr>
+          <w:b/>
+          <w:bCs/>
+          <w:color w:val="124F1A" w:themeColor="accent3" w:themeShade="BF"/>
+          <w:sz w:val="14"/>
+          <w:szCs w:val="14"/>
+          <w:lang w:val="fr-FR"/>
+        </w:rPr>
+        <w:t>CENTIRIO</w:t>
+      </w:r>
+      <w:r>
+        <w:rPr>
+          <w:b/>
+          <w:bCs/>
+          <w:color w:val="124F1A" w:themeColor="accent3" w:themeShade="BF"/>
+          <w:sz w:val="14"/>
+          <w:szCs w:val="14"/>
+          <w:lang w:val="fr-FR"/>
+        </w:rPr>
+        <w:t xml:space="preserve"> SARL</w:t>
+      </w:r>
+      <w:r>
+        <w:rPr>
+          <w:b/>
+          <w:bCs/>
+          <w:color w:val="124F1A" w:themeColor="accent3" w:themeShade="BF"/>
+          <w:sz w:val="14"/>
+          <w:szCs w:val="14"/>
+          <w:lang w:val="fr-FR"/>
+        </w:rPr>
+        <w:t xml:space="preserve"> </w:t>
+      </w:r>
+      <w:r>
+        <w:rPr>
+          <w:b/>
+          <w:bCs/>
+          <w:color w:val="124F1A" w:themeColor="accent3" w:themeShade="BF"/>
+          <w:sz w:val="14"/>
+          <w:szCs w:val="14"/>
+          <w:lang w:val="fr-FR"/>
+        </w:rPr>
+        <w:t>»</w:t>
+      </w:r>
+      <w:r>
+        <w:rPr>
+          <w:sz w:val="14"/>
+          <w:szCs w:val="14"/>
+          <w:lang w:val="fr-FR"/>
+        </w:rPr>
+        <w:t>, les honoraires et frais de recouvrement, droit de recette ou droit proportionnel qui seraient perçus par ceux-ci.</w:t>
+      </w:r>
+    </w:p>
+    <w:p>
+      <w:pPr>
+        <w:jc w:val="both"/>
+        <w:rPr>
+          <w:b/>
+          <w:bCs/>
+          <w:sz w:val="14"/>
+          <w:szCs w:val="14"/>
+          <w:u w:val="single"/>
+          <w:lang w:val="fr-FR"/>
+        </w:rPr>
+      </w:pPr>
+      <w:r>
+        <w:rPr>
+          <w:b/>
+          <w:bCs/>
+          <w:sz w:val="14"/>
+          <w:szCs w:val="14"/>
+          <w:u w:val="single"/>
+          <w:lang w:val="fr-FR"/>
+        </w:rPr>
+        <w:t xml:space="preserve">ARTICLE </w:t>
+      </w:r>
+      <w:r>
+        <w:rPr>
+          <w:b/>
+          <w:bCs/>
+          <w:sz w:val="14"/>
+          <w:szCs w:val="14"/>
+          <w:u w:val="single"/>
+          <w:lang w:val="fr-FR"/>
+        </w:rPr>
+        <w:t>8</w:t>
+      </w:r>
+      <w:r>
+        <w:rPr>
+          <w:b/>
+          <w:bCs/>
+          <w:sz w:val="14"/>
+          <w:szCs w:val="14"/>
+          <w:u w:val="single"/>
+          <w:lang w:val="fr-FR"/>
+        </w:rPr>
+        <w:t xml:space="preserve"> : FRAIS</w:t>
+      </w:r>
+    </w:p>
+    <w:p>
+      <w:pPr>
+        <w:jc w:val="both"/>
+        <w:rPr>
+          <w:sz w:val="14"/>
+          <w:szCs w:val="14"/>
+          <w:lang w:val="fr-FR"/>
+        </w:rPr>
+      </w:pPr>
+      <w:r>
+        <w:rPr>
+          <w:sz w:val="14"/>
+          <w:szCs w:val="14"/>
+          <w:lang w:val="fr-FR"/>
+        </w:rPr>
+        <w:t>Les frais et droits des présentes sont à la charge du domicilié.</w:t>
+      </w:r>
+    </w:p>
+    <w:p>
+      <w:pPr>
+        <w:jc w:val="both"/>
+        <w:rPr>
+          <w:b/>
+          <w:bCs/>
+          <w:sz w:val="14"/>
+          <w:szCs w:val="14"/>
+          <w:u w:val="single"/>
+          <w:lang w:val="fr-FR"/>
+        </w:rPr>
+      </w:pPr>
+      <w:r>
+        <w:rPr>
+          <w:b/>
+          <w:bCs/>
+          <w:sz w:val="14"/>
+          <w:szCs w:val="14"/>
+          <w:u w:val="single"/>
+          <w:lang w:val="fr-FR"/>
+        </w:rPr>
+        <w:t xml:space="preserve">ARTICLE </w:t>
+      </w:r>
+      <w:r>
+        <w:rPr>
+          <w:b/>
+          <w:bCs/>
+          <w:sz w:val="14"/>
+          <w:szCs w:val="14"/>
+          <w:u w:val="single"/>
+          <w:lang w:val="fr-FR"/>
+        </w:rPr>
+        <w:t>9</w:t>
+      </w:r>
+      <w:r>
+        <w:rPr>
+          <w:b/>
+          <w:bCs/>
+          <w:sz w:val="14"/>
+          <w:szCs w:val="14"/>
+          <w:u w:val="single"/>
+          <w:lang w:val="fr-FR"/>
+        </w:rPr>
+        <w:t xml:space="preserve"> : CLAUSE COMPROMISSOIRE</w:t>
+      </w:r>
+    </w:p>
+    <w:p>
+      <w:pPr>
+        <w:jc w:val="both"/>
+        <w:rPr>
+          <w:sz w:val="14"/>
+          <w:szCs w:val="14"/>
+          <w:lang w:val="fr-FR"/>
+        </w:rPr>
+      </w:pPr>
+      <w:r>
+        <w:rPr>
+          <w:sz w:val="14"/>
+          <w:szCs w:val="14"/>
+          <w:lang w:val="fr-FR"/>
+        </w:rPr>
+        <w:t>En cas de contestation ou de litige quant à l’exécution des présentes, les Parties s’entendent pour rendre le Tribunal de Casablanca seul compétent.</w:t>
+      </w:r>
+    </w:p>
+    <w:p>
+      <w:pPr>
+        <w:jc w:val="both"/>
+        <w:rPr>
+          <w:b/>
+          <w:bCs/>
+          <w:sz w:val="14"/>
+          <w:szCs w:val="14"/>
+          <w:u w:val="single"/>
+          <w:lang w:val="fr-FR"/>
+        </w:rPr>
+      </w:pPr>
+      <w:r>
+        <w:rPr>
+          <w:b/>
+          <w:bCs/>
+          <w:sz w:val="14"/>
+          <w:szCs w:val="14"/>
+          <w:u w:val="single"/>
+          <w:lang w:val="fr-FR"/>
+        </w:rPr>
+        <w:t>ARTICLE 1</w:t>
+      </w:r>
+      <w:r>
+        <w:rPr>
+          <w:b/>
+          <w:bCs/>
+          <w:sz w:val="14"/>
+          <w:szCs w:val="14"/>
+          <w:u w:val="single"/>
+          <w:lang w:val="fr-FR"/>
+        </w:rPr>
+        <w:t>0</w:t>
+      </w:r>
+      <w:r>
+        <w:rPr>
+          <w:b/>
+          <w:bCs/>
+          <w:sz w:val="14"/>
+          <w:szCs w:val="14"/>
+          <w:u w:val="single"/>
+          <w:lang w:val="fr-FR"/>
+        </w:rPr>
+        <w:t xml:space="preserve"> : PROCURATION SPECIALE :</w:t>
+      </w:r>
+    </w:p>
+    <w:p>
+      <w:pPr>
+        <w:jc w:val="both"/>
+        <w:rPr>
+          <w:sz w:val="14"/>
+          <w:szCs w:val="14"/>
+          <w:lang w:val="fr-FR"/>
+        </w:rPr>
+      </w:pPr>
+      <w:r>
+        <w:rPr>
+          <w:b/>
+          <w:bCs/>
+          <w:color w:val="0E2841" w:themeColor="text2"/>
+          <w:sz w:val="14"/>
+          <w:szCs w:val="14"/>
+          <w:lang w:val="fr-FR"/>
+        </w:rPr>
+        <w:t>{{CIVILITE_ASSOCIE}} {{PRENOM_ASSOCIE}} {{NOM_ASSOCIE}},</w:t>
+      </w:r>
+      <w:r>
+        <w:rPr>
+          <w:color w:val="0E2841" w:themeColor="text2"/>
+          <w:sz w:val="14"/>
+          <w:szCs w:val="14"/>
+          <w:lang w:val="fr-FR"/>
+        </w:rPr>
+        <w:t xml:space="preserve"> </w:t>
+      </w:r>
+      <w:r>
+        <w:rPr>
+          <w:sz w:val="14"/>
+          <w:szCs w:val="14"/>
+          <w:lang w:val="fr-FR"/>
+        </w:rPr>
+        <w:t xml:space="preserve">agissant en qualité de gérant de la société </w:t>
+      </w:r>
+      <w:r>
+        <w:rPr>
+          <w:b/>
+          <w:bCs/>
+          <w:color w:val="0E2841" w:themeColor="text2"/>
+          <w:sz w:val="14"/>
+          <w:szCs w:val="14"/>
+          <w:lang w:val="fr-FR"/>
+        </w:rPr>
+        <w:t>« {{DENOMINATION_SOCIALE}} {{FORME_JURIDIQUE}} »</w:t>
+      </w:r>
+      <w:r>
+        <w:rPr>
+          <w:sz w:val="14"/>
+          <w:szCs w:val="14"/>
+          <w:lang w:val="fr-FR"/>
+        </w:rPr>
+        <w:t xml:space="preserve">, </w:t>
+      </w:r>
+      <w:r>
+        <w:rPr>
+          <w:sz w:val="14"/>
+          <w:szCs w:val="14"/>
+          <w:lang w:val="fr-FR"/>
+        </w:rPr>
+        <w:t xml:space="preserve">donne procuration à la Société </w:t>
+      </w:r>
+      <w:r>
+        <w:rPr>
+          <w:b/>
+          <w:bCs/>
+          <w:color w:val="124F1A" w:themeColor="accent3" w:themeShade="BF"/>
+          <w:sz w:val="14"/>
+          <w:szCs w:val="14"/>
+          <w:lang w:val="fr-FR"/>
+        </w:rPr>
+        <w:t xml:space="preserve">« </w:t>
+      </w:r>
+      <w:r>
+        <w:rPr>
+          <w:b/>
+          <w:bCs/>
+          <w:color w:val="124F1A" w:themeColor="accent3" w:themeShade="BF"/>
+          <w:sz w:val="14"/>
+          <w:szCs w:val="14"/>
+          <w:lang w:val="fr-FR"/>
+        </w:rPr>
+        <w:t>CENTIRIO</w:t>
+      </w:r>
+      <w:r>
+        <w:rPr>
+          <w:b/>
+          <w:bCs/>
+          <w:color w:val="124F1A" w:themeColor="accent3" w:themeShade="BF"/>
+          <w:sz w:val="14"/>
+          <w:szCs w:val="14"/>
+          <w:lang w:val="fr-FR"/>
+        </w:rPr>
+        <w:t xml:space="preserve"> SARL »</w:t>
+      </w:r>
+      <w:r>
+        <w:rPr>
+          <w:color w:val="124F1A" w:themeColor="accent3" w:themeShade="BF"/>
+          <w:sz w:val="14"/>
+          <w:szCs w:val="14"/>
+          <w:lang w:val="fr-FR"/>
+        </w:rPr>
+        <w:t xml:space="preserve">, </w:t>
+      </w:r>
+      <w:r>
+        <w:rPr>
+          <w:sz w:val="14"/>
+          <w:szCs w:val="14"/>
+          <w:lang w:val="fr-FR"/>
+        </w:rPr>
+        <w:t xml:space="preserve">pour   la   réception   de   tous   courriers   ou   notifications   au   nom   de   la   société </w:t>
+      </w:r>
+      <w:r>
+        <w:rPr>
+          <w:b/>
+          <w:bCs/>
+          <w:color w:val="0E2841" w:themeColor="text2"/>
+          <w:sz w:val="14"/>
+          <w:szCs w:val="14"/>
+          <w:lang w:val="fr-FR"/>
+        </w:rPr>
+        <w:t>{{DENOMINATION_SOCIALE}} {{FORME_JURIDIQUE}}.</w:t>
+      </w:r>
+    </w:p>
+    <w:p>
+      <w:pPr>
+        <w:jc w:val="both"/>
+        <w:rPr>
+          <w:sz w:val="14"/>
+          <w:szCs w:val="14"/>
+          <w:lang w:val="fr-FR"/>
+        </w:rPr>
+      </w:pPr>
+      <w:r>
+        <w:rPr>
+          <w:sz w:val="14"/>
+          <w:szCs w:val="14"/>
+          <w:lang w:val="fr-FR"/>
+        </w:rPr>
+        <w:t>Cette procuration est remise pour servir et valoir ce que de droit.</w:t>
+      </w:r>
+    </w:p>
+    <w:p>
+      <w:pPr>
+        <w:jc w:val="both"/>
+        <w:rPr>
+          <w:b/>
+          <w:bCs/>
+          <w:color w:val="002060"/>
           <w:sz w:val="14"/>
           <w:szCs w:val="14"/>
           <w:lang w:val="fr-FR"/>
@@ -3909,925 +4683,16 @@
         <mc:AlternateContent>
           <mc:Choice Requires="wps">
             <w:drawing>
-              <wp:anchor distT="0" distB="0" distL="114300" distR="114300" simplePos="0" relativeHeight="251665408" behindDoc="0" locked="0" layoutInCell="1" allowOverlap="1" wp14:anchorId="0FDCE002" wp14:editId="32FEE182">
+              <wp:anchor distT="0" distB="0" distL="114300" distR="114300" simplePos="0" relativeHeight="251663360" behindDoc="0" locked="0" layoutInCell="1" allowOverlap="1" wp14:anchorId="57364F5B" wp14:editId="195F2E6D">
                 <wp:simplePos x="0" y="0"/>
                 <wp:positionH relativeFrom="column">
-                  <wp:posOffset>3619500</wp:posOffset>
+                  <wp:posOffset>-34458</wp:posOffset>
                 </wp:positionH>
                 <wp:positionV relativeFrom="paragraph">
-                  <wp:posOffset>32385</wp:posOffset>
+                  <wp:posOffset>155301</wp:posOffset>
                 </wp:positionV>
-                <wp:extent cx="3128645" cy="2457450"/>
-                <wp:effectExtent l="0" t="0" r="14605" b="19050"/>
-                <wp:wrapNone/>
-                <wp:docPr id="1005" name="Text Box 4"/>
-                <wp:cNvGraphicFramePr/>
-                <a:graphic xmlns:a="http://schemas.openxmlformats.org/drawingml/2006/main">
-                  <a:graphicData uri="http://schemas.microsoft.com/office/word/2010/wordprocessingShape">
-                    <wps:wsp>
-                      <wps:cNvSpPr txBox="1"/>
-                      <wps:spPr>
-                        <a:xfrm>
-                          <a:off x="0" y="0"/>
-                          <a:ext cx="3128645" cy="2457450"/>
-                        </a:xfrm>
-                        <a:prstGeom prst="rect">
-                          <a:avLst/>
-                        </a:prstGeom>
-                        <a:solidFill>
-                          <a:schemeClr val="lt1"/>
-                        </a:solidFill>
-                        <a:ln w="6350">
-                          <a:solidFill>
-                            <a:prstClr val="black"/>
-                          </a:solidFill>
-                        </a:ln>
-                      </wps:spPr>
-                      <wps:txbx>
-                        <w:txbxContent>
-                          <w:p>
-                            <w:pPr>
-                              <w:jc w:val="center"/>
-                              <w:rPr>
-                                <w:sz w:val="16"/>
-                                <w:szCs w:val="16"/>
-                                <w:lang w:val="fr-FR"/>
-                              </w:rPr>
-                            </w:pPr>
-                            <w:r>
-                              <w:rPr>
-                                <w:b/>
-                                <w:bCs/>
-                                <w:color w:val="002060"/>
-                                <w:sz w:val="16"/>
-                                <w:szCs w:val="16"/>
-                                <w:lang w:val="fr-FR"/>
-                              </w:rPr>
-                              <w:t xml:space="preserve">{{DENOMINATION_SOCIALE}} {{FORME_JURIDIQUE}} </w:t>
-                            </w:r>
-                            <w:r>
-                              <w:rPr>
-                                <w:sz w:val="16"/>
-                                <w:szCs w:val="16"/>
-                                <w:lang w:val="fr-FR"/>
-                              </w:rPr>
-                              <w:t xml:space="preserve">REPRESENTEE PAR </w:t>
-                            </w:r>
-                            <w:r>
-                              <w:rPr>
-                                <w:b/>
-                                <w:bCs/>
-                                <w:color w:val="002060"/>
-                                <w:sz w:val="16"/>
-                                <w:szCs w:val="16"/>
-                                <w:lang w:val="fr-FR"/>
-                              </w:rPr>
-                              <w:t>{{CIVILITE_ASSOCIE}} {{PRENOM_ASSOCIE}} {{NOM_ASSOCIE}}</w:t>
-                            </w:r>
-                          </w:p>
-                        </w:txbxContent>
-                      </wps:txbx>
-                      <wps:bodyPr rot="0" spcFirstLastPara="0" vertOverflow="overflow" horzOverflow="overflow" vert="horz" wrap="square" lIns="91440" tIns="45720" rIns="91440" bIns="45720" numCol="1" spcCol="0" rtlCol="0" fromWordArt="0" anchor="t" anchorCtr="0" forceAA="0" compatLnSpc="1">
-                        <a:prstTxWarp prst="textNoShape">
-                          <a:avLst/>
-                        </a:prstTxWarp>
-                        <a:noAutofit/>
-                      </wps:bodyPr>
-                    </wps:wsp>
-                  </a:graphicData>
-                </a:graphic>
-                <wp14:sizeRelV relativeFrom="margin">
-                  <wp14:pctHeight>0</wp14:pctHeight>
-                </wp14:sizeRelV>
-              </wp:anchor>
-            </w:drawing>
-          </mc:Choice>
-          <mc:Fallback>
-            <w:pict>
-              <v:shape w14:anchorId="0FDCE002" id="Text Box 4" o:spid="_x0000_s1028" type="#_x0000_t202" style="position:absolute;left:0;text-align:left;margin-left:285pt;margin-top:2.55pt;width:246.35pt;height:193.5pt;z-index:251665408;visibility:visible;mso-wrap-style:square;mso-height-percent:0;mso-wrap-distance-left:9pt;mso-wrap-distance-top:0;mso-wrap-distance-right:9pt;mso-wrap-distance-bottom:0;mso-position-horizontal:absolute;mso-position-horizontal-relative:text;mso-position-vertical:absolute;mso-position-vertical-relative:text;mso-height-percent:0;mso-height-relative:margin;v-text-anchor:top" o:gfxdata="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" fillcolor="white [3201]" strokeweight=".5pt">
-                <v:textbox>
-                  <w:txbxContent>
-                    <w:p>
-                      <w:pPr>
-                        <w:jc w:val="center"/>
-                        <w:rPr>
-                          <w:sz w:val="16"/>
-                          <w:szCs w:val="16"/>
-                          <w:lang w:val="fr-FR"/>
-                        </w:rPr>
-                      </w:pPr>
-                      <w:r>
-                        <w:rPr>
-                          <w:b/>
-                          <w:bCs/>
-                          <w:color w:val="002060"/>
-                          <w:sz w:val="16"/>
-                          <w:szCs w:val="16"/>
-                          <w:lang w:val="fr-FR"/>
-                        </w:rPr>
-                        <w:t xml:space="preserve">{{DENOMINATION_SOCIALE}} {{FORME_JURIDIQUE}} </w:t>
-                      </w:r>
-                      <w:r>
-                        <w:rPr>
-                          <w:sz w:val="16"/>
-                          <w:szCs w:val="16"/>
-                          <w:lang w:val="fr-FR"/>
-                        </w:rPr>
-                        <w:t xml:space="preserve">REPRESENTEE PAR </w:t>
-                      </w:r>
-                      <w:r>
-                        <w:rPr>
-                          <w:b/>
-                          <w:bCs/>
-                          <w:color w:val="002060"/>
-                          <w:sz w:val="16"/>
-                          <w:szCs w:val="16"/>
-                          <w:lang w:val="fr-FR"/>
-                        </w:rPr>
-                        <w:t>{{CIVILITE_ASSOCIE}} {{PRENOM_ASSOCIE}} {{NOM_ASSOCIE}}</w:t>
-                      </w:r>
-                    </w:p>
-                  </w:txbxContent>
-                </v:textbox>
-              </v:shape>
-            </w:pict>
-          </mc:Fallback>
-        </mc:AlternateContent>
-      </w:r>
-      <w:r>
-        <w:rPr>
-          <w:sz w:val="14"/>
-          <w:szCs w:val="14"/>
-          <w:lang w:val="fr-FR"/>
-        </w:rPr>
-        <w:t xml:space="preserve">Enfin, il atteste de l’exactitude de tous les renseignements fournis à </w:t>
-      </w:r>
-      <w:r>
-        <w:rPr>
-          <w:b/>
-          <w:bCs/>
-          <w:color w:val="124F1A" w:themeColor="accent3" w:themeShade="BF"/>
-          <w:sz w:val="14"/>
-          <w:szCs w:val="14"/>
-          <w:lang w:val="fr-FR"/>
-        </w:rPr>
-        <w:t xml:space="preserve">« </w:t>
-      </w:r>
-      <w:r>
-        <w:rPr>
-          <w:b/>
-          <w:bCs/>
-          <w:color w:val="124F1A" w:themeColor="accent3" w:themeShade="BF"/>
-          <w:sz w:val="14"/>
-          <w:szCs w:val="14"/>
-          <w:lang w:val="fr-FR"/>
-        </w:rPr>
-        <w:t>CENTIRIO</w:t>
-      </w:r>
-      <w:r>
-        <w:rPr>
-          <w:b/>
-          <w:bCs/>
-          <w:color w:val="124F1A" w:themeColor="accent3" w:themeShade="BF"/>
-          <w:sz w:val="14"/>
-          <w:szCs w:val="14"/>
-          <w:lang w:val="fr-FR"/>
-        </w:rPr>
-        <w:t xml:space="preserve"> SARL »</w:t>
-      </w:r>
-      <w:r>
-        <w:rPr>
-          <w:sz w:val="14"/>
-          <w:szCs w:val="14"/>
-          <w:lang w:val="fr-FR"/>
-        </w:rPr>
-        <w:t>, tant en ce qui concerne son état-civil que l’entreprise représentée.</w:t>
-      </w:r>
-    </w:p>
-    <w:p>
-      <w:pPr>
-        <w:jc w:val="both"/>
-        <w:rPr>
-          <w:b/>
-          <w:bCs/>
-          <w:sz w:val="14"/>
-          <w:szCs w:val="14"/>
-          <w:u w:val="single"/>
-          <w:lang w:val="fr-FR"/>
-        </w:rPr>
-      </w:pPr>
-      <w:r>
-        <w:rPr>
-          <w:b/>
-          <w:bCs/>
-          <w:sz w:val="14"/>
-          <w:szCs w:val="14"/>
-          <w:u w:val="single"/>
-          <w:lang w:val="fr-FR"/>
-        </w:rPr>
-        <w:t xml:space="preserve">ARTICLE </w:t>
-      </w:r>
-      <w:r>
-        <w:rPr>
-          <w:b/>
-          <w:bCs/>
-          <w:sz w:val="14"/>
-          <w:szCs w:val="14"/>
-          <w:u w:val="single"/>
-          <w:lang w:val="fr-FR"/>
-        </w:rPr>
-        <w:t>7</w:t>
-      </w:r>
-      <w:r>
-        <w:rPr>
-          <w:b/>
-          <w:bCs/>
-          <w:sz w:val="14"/>
-          <w:szCs w:val="14"/>
-          <w:u w:val="single"/>
-          <w:lang w:val="fr-FR"/>
-        </w:rPr>
-        <w:t xml:space="preserve"> : CLAUSE RESOLUTION</w:t>
-      </w:r>
-    </w:p>
-    <w:p>
-      <w:pPr>
-        <w:jc w:val="both"/>
-        <w:rPr>
-          <w:sz w:val="14"/>
-          <w:szCs w:val="14"/>
-          <w:lang w:val="fr-FR"/>
-        </w:rPr>
-      </w:pPr>
-      <w:r>
-        <w:rPr>
-          <w:sz w:val="14"/>
-          <w:szCs w:val="14"/>
-          <w:lang w:val="fr-FR"/>
-        </w:rPr>
-        <w:t xml:space="preserve">Il est expressément stipulé qu’à défaut de paiement d’une facture à son échéance ou en cas d’inexécution constatée d’une seule des obligations du contrat, </w:t>
-      </w:r>
-      <w:r>
-        <w:rPr>
-          <w:b/>
-          <w:bCs/>
-          <w:sz w:val="14"/>
-          <w:szCs w:val="14"/>
-          <w:u w:val="single"/>
-          <w:lang w:val="fr-FR"/>
-        </w:rPr>
-        <w:t xml:space="preserve">huit jours après une lettre recommandée </w:t>
-      </w:r>
-      <w:r>
-        <w:rPr>
-          <w:sz w:val="14"/>
-          <w:szCs w:val="14"/>
-          <w:lang w:val="fr-FR"/>
-        </w:rPr>
-        <w:t>avec accusé de réception non suivie d’effet, le contrat sera résilié de plein droit.</w:t>
-      </w:r>
-    </w:p>
-    <w:p>
-      <w:pPr>
-        <w:jc w:val="both"/>
-        <w:rPr>
-          <w:sz w:val="14"/>
-          <w:szCs w:val="14"/>
-          <w:lang w:val="fr-FR"/>
-        </w:rPr>
-      </w:pPr>
-      <w:r>
-        <w:rPr>
-          <w:sz w:val="14"/>
-          <w:szCs w:val="14"/>
-          <w:lang w:val="fr-FR"/>
-        </w:rPr>
-        <w:t>Le courrier du domicilié sera alors refusé et ses appels téléphoniques rejetés. La situation sera également signalée au Registre de Commerce de Casablanca et aux services fiscaux compétents.</w:t>
-      </w:r>
-    </w:p>
-    <w:p>
-      <w:pPr>
-        <w:jc w:val="both"/>
-        <w:rPr>
-          <w:sz w:val="14"/>
-          <w:szCs w:val="14"/>
-          <w:lang w:val="fr-FR"/>
-        </w:rPr>
-      </w:pPr>
-      <w:r>
-        <w:rPr>
-          <w:sz w:val="14"/>
-          <w:szCs w:val="14"/>
-          <w:lang w:val="fr-FR"/>
-        </w:rPr>
-        <w:t xml:space="preserve">En  outre  </w:t>
-      </w:r>
-      <w:r>
-        <w:rPr>
-          <w:b/>
-          <w:bCs/>
-          <w:color w:val="124F1A" w:themeColor="accent3" w:themeShade="BF"/>
-          <w:sz w:val="14"/>
-          <w:szCs w:val="14"/>
-          <w:lang w:val="fr-FR"/>
-        </w:rPr>
-        <w:t xml:space="preserve">«  </w:t>
-      </w:r>
-      <w:r>
-        <w:rPr>
-          <w:b/>
-          <w:bCs/>
-          <w:color w:val="124F1A" w:themeColor="accent3" w:themeShade="BF"/>
-          <w:sz w:val="14"/>
-          <w:szCs w:val="14"/>
-          <w:lang w:val="fr-FR"/>
-        </w:rPr>
-        <w:t>CENTIRIO</w:t>
-      </w:r>
-      <w:r>
-        <w:rPr>
-          <w:b/>
-          <w:bCs/>
-          <w:color w:val="124F1A" w:themeColor="accent3" w:themeShade="BF"/>
-          <w:sz w:val="14"/>
-          <w:szCs w:val="14"/>
-          <w:lang w:val="fr-FR"/>
-        </w:rPr>
-        <w:t xml:space="preserve">  SARL»</w:t>
-      </w:r>
-      <w:r>
-        <w:rPr>
-          <w:color w:val="124F1A" w:themeColor="accent3" w:themeShade="BF"/>
-          <w:sz w:val="14"/>
-          <w:szCs w:val="14"/>
-          <w:lang w:val="fr-FR"/>
-        </w:rPr>
-        <w:t xml:space="preserve">, </w:t>
-      </w:r>
-      <w:r>
-        <w:rPr>
-          <w:sz w:val="14"/>
-          <w:szCs w:val="14"/>
-          <w:lang w:val="fr-FR"/>
-        </w:rPr>
-        <w:t>se  réserve  la  faculté  de  faire  cesser  les effets des  contrats  dans  les  locaux  concernés  ainsi que tous les actes en découlant pour le domicilié, sur simple lettre recommandée avec accusé de réception avec effet immédiat dans le cas où le domicilié, créerait des troubles commerciaux ou non, pour la bonne marche et la bonne réputation des locaux et, de manière générales, tous usages contraires à l’ordre public et aux bonnes mœurs (défaut de paiement de ses fournisseurs ou tout créancier, plainte des salariés, action de l’inspection du travail, visite des services de police le  concernant  ou  visite d’huissiers à sa recherche,…). Tous les frais d’une telle situation et ceux qui en seraient la suite ou la conséquence seront à la charge du domicilié qui s’oblige à les régler.</w:t>
-      </w:r>
-    </w:p>
-    <w:p>
-      <w:pPr>
-        <w:jc w:val="both"/>
-        <w:rPr>
-          <w:sz w:val="14"/>
-          <w:szCs w:val="14"/>
-          <w:lang w:val="fr-FR"/>
-        </w:rPr>
-      </w:pPr>
-      <w:r>
-        <w:rPr>
-          <w:sz w:val="14"/>
-          <w:szCs w:val="14"/>
-          <w:lang w:val="fr-FR"/>
-        </w:rPr>
-        <w:t xml:space="preserve">Le domicilié devra, en outre, rembourser à </w:t>
-      </w:r>
-      <w:r>
-        <w:rPr>
-          <w:b/>
-          <w:bCs/>
-          <w:color w:val="124F1A" w:themeColor="accent3" w:themeShade="BF"/>
-          <w:sz w:val="14"/>
-          <w:szCs w:val="14"/>
-          <w:lang w:val="fr-FR"/>
-        </w:rPr>
-        <w:t xml:space="preserve">« </w:t>
-      </w:r>
-      <w:r>
-        <w:rPr>
-          <w:b/>
-          <w:bCs/>
-          <w:color w:val="124F1A" w:themeColor="accent3" w:themeShade="BF"/>
-          <w:sz w:val="14"/>
-          <w:szCs w:val="14"/>
-          <w:lang w:val="fr-FR"/>
-        </w:rPr>
-        <w:t>CENTIRIO</w:t>
-      </w:r>
-      <w:r>
-        <w:rPr>
-          <w:b/>
-          <w:bCs/>
-          <w:color w:val="124F1A" w:themeColor="accent3" w:themeShade="BF"/>
-          <w:sz w:val="14"/>
-          <w:szCs w:val="14"/>
-          <w:lang w:val="fr-FR"/>
-        </w:rPr>
-        <w:t xml:space="preserve"> SARL »</w:t>
-      </w:r>
-      <w:r>
-        <w:rPr>
-          <w:color w:val="124F1A" w:themeColor="accent3" w:themeShade="BF"/>
-          <w:sz w:val="14"/>
-          <w:szCs w:val="14"/>
-          <w:lang w:val="fr-FR"/>
-        </w:rPr>
-        <w:t xml:space="preserve">, </w:t>
-      </w:r>
-      <w:r>
-        <w:rPr>
-          <w:sz w:val="14"/>
-          <w:szCs w:val="14"/>
-          <w:lang w:val="fr-FR"/>
-        </w:rPr>
-        <w:t>les frais des actes extra-judiciaires et autres frais de justice motivés par des infractions aux clauses et aux conditions du présent engagement.</w:t>
-      </w:r>
-    </w:p>
-    <w:p>
-      <w:pPr>
-        <w:jc w:val="both"/>
-        <w:rPr>
-          <w:sz w:val="14"/>
-          <w:szCs w:val="14"/>
-          <w:lang w:val="fr-FR"/>
-        </w:rPr>
-      </w:pPr>
-      <w:r>
-        <w:rPr>
-          <w:sz w:val="14"/>
-          <w:szCs w:val="14"/>
-          <w:lang w:val="fr-FR"/>
-        </w:rPr>
-        <w:t xml:space="preserve">En application de ces principes et pour le cas où le recouvrement de toutes les sommes exigibles en vertu des présentes nécessiterait l’intervention d’un huissier de justice et/ou d’un avocat, le domicilié devra également rembourser à </w:t>
-      </w:r>
-      <w:r>
-        <w:rPr>
-          <w:b/>
-          <w:bCs/>
-          <w:color w:val="124F1A" w:themeColor="accent3" w:themeShade="BF"/>
-          <w:sz w:val="14"/>
-          <w:szCs w:val="14"/>
-          <w:lang w:val="fr-FR"/>
-        </w:rPr>
-        <w:t xml:space="preserve">« </w:t>
-      </w:r>
-      <w:r>
-        <w:rPr>
-          <w:b/>
-          <w:bCs/>
-          <w:color w:val="124F1A" w:themeColor="accent3" w:themeShade="BF"/>
-          <w:sz w:val="14"/>
-          <w:szCs w:val="14"/>
-          <w:lang w:val="fr-FR"/>
-        </w:rPr>
-        <w:t>CENTIRIO</w:t>
-      </w:r>
-      <w:r>
-        <w:rPr>
-          <w:b/>
-          <w:bCs/>
-          <w:color w:val="124F1A" w:themeColor="accent3" w:themeShade="BF"/>
-          <w:sz w:val="14"/>
-          <w:szCs w:val="14"/>
-          <w:lang w:val="fr-FR"/>
-        </w:rPr>
-        <w:t xml:space="preserve"> SARL</w:t>
-      </w:r>
-      <w:r>
-        <w:rPr>
-          <w:b/>
-          <w:bCs/>
-          <w:color w:val="124F1A" w:themeColor="accent3" w:themeShade="BF"/>
-          <w:sz w:val="14"/>
-          <w:szCs w:val="14"/>
-          <w:lang w:val="fr-FR"/>
-        </w:rPr>
-        <w:t xml:space="preserve"> </w:t>
-      </w:r>
-      <w:r>
-        <w:rPr>
-          <w:b/>
-          <w:bCs/>
-          <w:color w:val="124F1A" w:themeColor="accent3" w:themeShade="BF"/>
-          <w:sz w:val="14"/>
-          <w:szCs w:val="14"/>
-          <w:lang w:val="fr-FR"/>
-        </w:rPr>
-        <w:t>»</w:t>
-      </w:r>
-      <w:r>
-        <w:rPr>
-          <w:sz w:val="14"/>
-          <w:szCs w:val="14"/>
-          <w:lang w:val="fr-FR"/>
-        </w:rPr>
-        <w:t>, les honoraires et frais de recouvrement, droit de recette ou droit proportionnel qui seraient perçus par ceux-ci.</w:t>
-      </w:r>
-    </w:p>
-    <w:p>
-      <w:pPr>
-        <w:jc w:val="both"/>
-        <w:rPr>
-          <w:b/>
-          <w:bCs/>
-          <w:sz w:val="14"/>
-          <w:szCs w:val="14"/>
-          <w:u w:val="single"/>
-          <w:lang w:val="fr-FR"/>
-        </w:rPr>
-      </w:pPr>
-      <w:r>
-        <w:rPr>
-          <w:b/>
-          <w:bCs/>
-          <w:sz w:val="14"/>
-          <w:szCs w:val="14"/>
-          <w:u w:val="single"/>
-          <w:lang w:val="fr-FR"/>
-        </w:rPr>
-        <w:t xml:space="preserve">ARTICLE </w:t>
-      </w:r>
-      <w:r>
-        <w:rPr>
-          <w:b/>
-          <w:bCs/>
-          <w:sz w:val="14"/>
-          <w:szCs w:val="14"/>
-          <w:u w:val="single"/>
-          <w:lang w:val="fr-FR"/>
-        </w:rPr>
-        <w:t>8</w:t>
-      </w:r>
-      <w:r>
-        <w:rPr>
-          <w:b/>
-          <w:bCs/>
-          <w:sz w:val="14"/>
-          <w:szCs w:val="14"/>
-          <w:u w:val="single"/>
-          <w:lang w:val="fr-FR"/>
-        </w:rPr>
-        <w:t xml:space="preserve"> : FRAIS</w:t>
-      </w:r>
-    </w:p>
-    <w:p>
-      <w:pPr>
-        <w:jc w:val="both"/>
-        <w:rPr>
-          <w:sz w:val="14"/>
-          <w:szCs w:val="14"/>
-          <w:lang w:val="fr-FR"/>
-        </w:rPr>
-      </w:pPr>
-      <w:r>
-        <w:rPr>
-          <w:sz w:val="14"/>
-          <w:szCs w:val="14"/>
-          <w:lang w:val="fr-FR"/>
-        </w:rPr>
-        <w:t>Les frais et droits des présentes sont à la charge du domicilié.</w:t>
-      </w:r>
-    </w:p>
-    <w:p>
-      <w:pPr>
-        <w:jc w:val="both"/>
-        <w:rPr>
-          <w:b/>
-          <w:bCs/>
-          <w:sz w:val="14"/>
-          <w:szCs w:val="14"/>
-          <w:u w:val="single"/>
-          <w:lang w:val="fr-FR"/>
-        </w:rPr>
-      </w:pPr>
-      <w:r>
-        <w:rPr>
-          <w:b/>
-          <w:bCs/>
-          <w:sz w:val="14"/>
-          <w:szCs w:val="14"/>
-          <w:u w:val="single"/>
-          <w:lang w:val="fr-FR"/>
-        </w:rPr>
-        <w:t xml:space="preserve">ARTICLE </w:t>
-      </w:r>
-      <w:r>
-        <w:rPr>
-          <w:b/>
-          <w:bCs/>
-          <w:sz w:val="14"/>
-          <w:szCs w:val="14"/>
-          <w:u w:val="single"/>
-          <w:lang w:val="fr-FR"/>
-        </w:rPr>
-        <w:t>9</w:t>
-      </w:r>
-      <w:r>
-        <w:rPr>
-          <w:b/>
-          <w:bCs/>
-          <w:sz w:val="14"/>
-          <w:szCs w:val="14"/>
-          <w:u w:val="single"/>
-          <w:lang w:val="fr-FR"/>
-        </w:rPr>
-        <w:t xml:space="preserve"> : CLAUSE COMPROMISSOIRE</w:t>
-      </w:r>
-    </w:p>
-    <w:p>
-      <w:pPr>
-        <w:jc w:val="both"/>
-        <w:rPr>
-          <w:sz w:val="14"/>
-          <w:szCs w:val="14"/>
-          <w:lang w:val="fr-FR"/>
-        </w:rPr>
-      </w:pPr>
-      <w:r>
-        <w:rPr>
-          <w:sz w:val="14"/>
-          <w:szCs w:val="14"/>
-          <w:lang w:val="fr-FR"/>
-        </w:rPr>
-        <w:t>En cas de contestation ou de litige quant à l’exécution des présentes, les Parties s’entendent pour rendre le Tribunal de Casablanca seul compétent.</w:t>
-      </w:r>
-    </w:p>
-    <w:p>
-      <w:pPr>
-        <w:jc w:val="both"/>
-        <w:rPr>
-          <w:b/>
-          <w:bCs/>
-          <w:sz w:val="14"/>
-          <w:szCs w:val="14"/>
-          <w:u w:val="single"/>
-          <w:lang w:val="fr-FR"/>
-        </w:rPr>
-      </w:pPr>
-      <w:r>
-        <w:rPr>
-          <w:b/>
-          <w:bCs/>
-          <w:sz w:val="14"/>
-          <w:szCs w:val="14"/>
-          <w:u w:val="single"/>
-          <w:lang w:val="fr-FR"/>
-        </w:rPr>
-        <w:t>ARTICLE 1</w:t>
-      </w:r>
-      <w:r>
-        <w:rPr>
-          <w:b/>
-          <w:bCs/>
-          <w:sz w:val="14"/>
-          <w:szCs w:val="14"/>
-          <w:u w:val="single"/>
-          <w:lang w:val="fr-FR"/>
-        </w:rPr>
-        <w:t>0</w:t>
-      </w:r>
-      <w:r>
-        <w:rPr>
-          <w:b/>
-          <w:bCs/>
-          <w:sz w:val="14"/>
-          <w:szCs w:val="14"/>
-          <w:u w:val="single"/>
-          <w:lang w:val="fr-FR"/>
-        </w:rPr>
-        <w:t xml:space="preserve"> : PROCURATION SPECIALE :</w:t>
-      </w:r>
-    </w:p>
-    <w:p>
-      <w:pPr>
-        <w:jc w:val="both"/>
-        <w:rPr>
-          <w:sz w:val="14"/>
-          <w:szCs w:val="14"/>
-          <w:lang w:val="fr-FR"/>
-        </w:rPr>
-      </w:pPr>
-      <w:r>
-        <w:rPr>
-          <w:b/>
-          <w:bCs/>
-          <w:color w:val="0E2841" w:themeColor="text2"/>
-          <w:sz w:val="14"/>
-          <w:szCs w:val="14"/>
-          <w:lang w:val="fr-FR"/>
-        </w:rPr>
-        <w:t>{{CIVILITE_ASSOCIE}} {{PRENOM_ASSOCIE}} {{NOM_ASSOCIE}},</w:t>
-      </w:r>
-      <w:r>
-        <w:rPr>
-          <w:color w:val="0E2841" w:themeColor="text2"/>
-          <w:sz w:val="14"/>
-          <w:szCs w:val="14"/>
-          <w:lang w:val="fr-FR"/>
-        </w:rPr>
-        <w:t xml:space="preserve"> </w:t>
-      </w:r>
-      <w:r>
-        <w:rPr>
-          <w:sz w:val="14"/>
-          <w:szCs w:val="14"/>
-          <w:lang w:val="fr-FR"/>
-        </w:rPr>
-        <w:t xml:space="preserve">agissant en qualité de gérant de la société </w:t>
-      </w:r>
-      <w:r>
-        <w:rPr>
-          <w:b/>
-          <w:bCs/>
-          <w:color w:val="0E2841" w:themeColor="text2"/>
-          <w:sz w:val="14"/>
-          <w:szCs w:val="14"/>
-          <w:lang w:val="fr-FR"/>
-        </w:rPr>
-        <w:t>« {{DENOMINATION_SOCIALE}} {{FORME_JURIDIQUE}} »</w:t>
-      </w:r>
-      <w:r>
-        <w:rPr>
-          <w:sz w:val="14"/>
-          <w:szCs w:val="14"/>
-          <w:lang w:val="fr-FR"/>
-        </w:rPr>
-        <w:t xml:space="preserve">, </w:t>
-      </w:r>
-      <w:r>
-        <w:rPr>
-          <w:sz w:val="14"/>
-          <w:szCs w:val="14"/>
-          <w:lang w:val="fr-FR"/>
-        </w:rPr>
-        <w:t xml:space="preserve">donne procuration à la Société </w:t>
-      </w:r>
-      <w:r>
-        <w:rPr>
-          <w:b/>
-          <w:bCs/>
-          <w:color w:val="124F1A" w:themeColor="accent3" w:themeShade="BF"/>
-          <w:sz w:val="14"/>
-          <w:szCs w:val="14"/>
-          <w:lang w:val="fr-FR"/>
-        </w:rPr>
-        <w:t xml:space="preserve">« </w:t>
-      </w:r>
-      <w:r>
-        <w:rPr>
-          <w:b/>
-          <w:bCs/>
-          <w:color w:val="124F1A" w:themeColor="accent3" w:themeShade="BF"/>
-          <w:sz w:val="14"/>
-          <w:szCs w:val="14"/>
-          <w:lang w:val="fr-FR"/>
-        </w:rPr>
-        <w:t>CENTIRIO</w:t>
-      </w:r>
-      <w:r>
-        <w:rPr>
-          <w:b/>
-          <w:bCs/>
-          <w:color w:val="124F1A" w:themeColor="accent3" w:themeShade="BF"/>
-          <w:sz w:val="14"/>
-          <w:szCs w:val="14"/>
-          <w:lang w:val="fr-FR"/>
-        </w:rPr>
-        <w:t xml:space="preserve"> SARL »</w:t>
-      </w:r>
-      <w:r>
-        <w:rPr>
-          <w:color w:val="124F1A" w:themeColor="accent3" w:themeShade="BF"/>
-          <w:sz w:val="14"/>
-          <w:szCs w:val="14"/>
-          <w:lang w:val="fr-FR"/>
-        </w:rPr>
-        <w:t xml:space="preserve">, </w:t>
-      </w:r>
-      <w:r>
-        <w:rPr>
-          <w:sz w:val="14"/>
-          <w:szCs w:val="14"/>
-          <w:lang w:val="fr-FR"/>
-        </w:rPr>
-        <w:t xml:space="preserve">pour   la   réception   de   tous   courriers   ou   notifications   au   nom   de   la   société </w:t>
-      </w:r>
-      <w:r>
-        <w:rPr>
-          <w:b/>
-          <w:bCs/>
-          <w:color w:val="0E2841" w:themeColor="text2"/>
-          <w:sz w:val="14"/>
-          <w:szCs w:val="14"/>
-          <w:lang w:val="fr-FR"/>
-        </w:rPr>
-        <w:t>{{DENOMINATION_SOCIALE}} {{FORME_JURIDIQUE}}.</w:t>
-      </w:r>
-    </w:p>
-    <w:p>
-      <w:pPr>
-        <w:jc w:val="both"/>
-        <w:rPr>
-          <w:sz w:val="14"/>
-          <w:szCs w:val="14"/>
-          <w:lang w:val="fr-FR"/>
-        </w:rPr>
-      </w:pPr>
-      <w:r>
-        <w:rPr>
-          <w:sz w:val="14"/>
-          <w:szCs w:val="14"/>
-          <w:lang w:val="fr-FR"/>
-        </w:rPr>
-        <w:t>Cette procuration est remise pour servir et valoir ce que de droit.</w:t>
-      </w:r>
-    </w:p>
-    <w:p>
-      <w:pPr>
-        <w:jc w:val="both"/>
-        <w:rPr>
-          <w:b/>
-          <w:bCs/>
-          <w:color w:val="002060"/>
-          <w:sz w:val="14"/>
-          <w:szCs w:val="14"/>
-          <w:lang w:val="fr-FR"/>
-        </w:rPr>
-      </w:pPr>
-      <w:r>
-        <w:rPr>
-          <w:sz w:val="14"/>
-          <w:szCs w:val="14"/>
-          <w:lang w:val="fr-FR"/>
-        </w:rPr>
-        <w:t xml:space="preserve">Fait </w:t>
-      </w:r>
-      <w:r>
-        <w:rPr>
-          <w:sz w:val="14"/>
-          <w:szCs w:val="14"/>
-          <w:lang w:val="fr-FR"/>
-        </w:rPr>
-        <w:t>à Casablanca</w:t>
-      </w:r>
-      <w:r>
-        <w:rPr>
-          <w:sz w:val="14"/>
-          <w:szCs w:val="14"/>
-          <w:lang w:val="fr-FR"/>
-        </w:rPr>
-        <w:t xml:space="preserve">, </w:t>
-      </w:r>
-      <w:r>
-        <w:rPr>
-          <w:sz w:val="14"/>
-          <w:szCs w:val="14"/>
-          <w:lang w:val="fr-FR"/>
-        </w:rPr>
-        <w:t xml:space="preserve">Le : </w:t>
-      </w:r>
-      <w:r>
-        <w:rPr>
-          <w:b/>
-          <w:bCs/>
-          <w:color w:val="002060"/>
-          <w:sz w:val="14"/>
-          <w:szCs w:val="14"/>
-          <w:lang w:val="fr-FR"/>
-        </w:rPr>
-        <w:t>{{DATE_CONTRAT}}</w:t>
-      </w:r>
-    </w:p>
-    <w:p>
-      <w:pPr>
-        <w:jc w:val="both"/>
-        <w:rPr>
-          <w:b/>
-          <w:bCs/>
-          <w:color w:val="002060"/>
-          <w:sz w:val="14"/>
-          <w:szCs w:val="14"/>
-          <w:lang w:val="fr-FR"/>
-        </w:rPr>
-      </w:pPr>
-      <w:r>
-        <w:rPr>
-          <w:noProof/>
-          <w:sz w:val="14"/>
-          <w:szCs w:val="14"/>
-          <w:lang w:val="fr-FR"/>
-        </w:rPr>
-        <mc:AlternateContent>
-          <mc:Choice Requires="wps">
-            <w:drawing>
-              <wp:anchor distT="0" distB="0" distL="114300" distR="114300" simplePos="0" relativeHeight="251663360" behindDoc="0" locked="0" layoutInCell="1" allowOverlap="1" wp14:anchorId="57364F5B" wp14:editId="79ED6A1A">
-                <wp:simplePos x="0" y="0"/>
-                <wp:positionH relativeFrom="column">
-                  <wp:posOffset>-34290</wp:posOffset>
-                </wp:positionH>
-                <wp:positionV relativeFrom="paragraph">
-                  <wp:posOffset>99695</wp:posOffset>
-                </wp:positionV>
-                <wp:extent cx="3128645" cy="2362200"/>
-                <wp:effectExtent l="0" t="0" r="14605" b="19050"/>
+                <wp:extent cx="3128645" cy="1776433"/>
+                <wp:effectExtent l="0" t="0" r="14605" b="14605"/>
                 <wp:wrapNone/>
                 <wp:docPr id="1004" name="Text Box 4"/>
                 <wp:cNvGraphicFramePr/>
@@ -4838,7 +4703,7 @@
                       <wps:spPr>
                         <a:xfrm>
                           <a:off x="0" y="0"/>
-                          <a:ext cx="3128645" cy="2362200"/>
+                          <a:ext cx="3128645" cy="1776433"/>
                         </a:xfrm>
                         <a:prstGeom prst="rect">
                           <a:avLst/>
@@ -4944,7 +4809,7 @@
           </mc:Choice>
           <mc:Fallback>
             <w:pict>
-              <v:shape w14:anchorId="57364F5B" id="_x0000_s1029" type="#_x0000_t202" style="position:absolute;left:0;text-align:left;margin-left:-2.7pt;margin-top:7.85pt;width:246.35pt;height:186pt;z-index:251663360;visibility:visible;mso-wrap-style:square;mso-height-percent:0;mso-wrap-distance-left:9pt;mso-wrap-distance-top:0;mso-wrap-distance-right:9pt;mso-wrap-distance-bottom:0;mso-position-horizontal:absolute;mso-position-horizontal-relative:text;mso-position-vertical:absolute;mso-position-vertical-relative:text;mso-height-percent:0;mso-height-relative:margin;v-text-anchor:top" o:gfxdata="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" fillcolor="white [3201]" strokeweight=".5pt">
+              <v:shape w14:anchorId="57364F5B" id="Text Box 4" o:spid="_x0000_s1028" type="#_x0000_t202" style="position:absolute;left:0;text-align:left;margin-left:-2.7pt;margin-top:12.25pt;width:246.35pt;height:139.9pt;z-index:251663360;visibility:visible;mso-wrap-style:square;mso-height-percent:0;mso-wrap-distance-left:9pt;mso-wrap-distance-top:0;mso-wrap-distance-right:9pt;mso-wrap-distance-bottom:0;mso-position-horizontal:absolute;mso-position-horizontal-relative:text;mso-position-vertical:absolute;mso-position-vertical-relative:text;mso-height-percent:0;mso-height-relative:margin;v-text-anchor:top" o:gfxdata="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" fillcolor="white [3201]" strokeweight=".5pt">
                 <v:textbox>
                   <w:txbxContent>
                     <w:p>
@@ -5025,10 +4890,39 @@
           </mc:Fallback>
         </mc:AlternateContent>
       </w:r>
-    </w:p>
-    <w:p>
-      <w:pPr>
-        <w:jc w:val="both"/>
+      <w:r>
+        <w:rPr>
+          <w:sz w:val="14"/>
+          <w:szCs w:val="14"/>
+          <w:lang w:val="fr-FR"/>
+        </w:rPr>
+        <w:t xml:space="preserve">Fait </w:t>
+      </w:r>
+      <w:r>
+        <w:rPr>
+          <w:sz w:val="14"/>
+          <w:szCs w:val="14"/>
+          <w:lang w:val="fr-FR"/>
+        </w:rPr>
+        <w:t>à Casablanca</w:t>
+      </w:r>
+      <w:r>
+        <w:rPr>
+          <w:sz w:val="14"/>
+          <w:szCs w:val="14"/>
+          <w:lang w:val="fr-FR"/>
+        </w:rPr>
+        <w:t xml:space="preserve">, </w:t>
+      </w:r>
+      <w:r>
+        <w:rPr>
+          <w:sz w:val="14"/>
+          <w:szCs w:val="14"/>
+          <w:lang w:val="fr-FR"/>
+        </w:rPr>
+        <w:t xml:space="preserve">Le : </w:t>
+      </w:r>
+      <w:r>
         <w:rPr>
           <w:b/>
           <w:bCs/>
@@ -5037,6 +4931,33 @@
           <w:szCs w:val="14"/>
           <w:lang w:val="fr-FR"/>
         </w:rPr>
+        <w:t>{{DATE_CONTRAT}}</w:t>
+      </w:r>
+    </w:p>
+    <w:p>
+      <w:pPr>
+        <w:jc w:val="both"/>
+        <w:rPr>
+          <w:b/>
+          <w:bCs/>
+          <w:color w:val="002060"/>
+          <w:sz w:val="14"/>
+          <w:szCs w:val="14"/>
+          <w:lang w:val="fr-FR"/>
+        </w:rPr>
+      </w:pPr>
+    </w:p>
+    <w:p>
+      <w:pPr>
+        <w:jc w:val="both"/>
+        <w:rPr>
+          <w:b/>
+          <w:bCs/>
+          <w:color w:val="002060"/>
+          <w:sz w:val="14"/>
+          <w:szCs w:val="14"/>
+          <w:lang w:val="fr-FR"/>
+        </w:rPr>
       </w:pPr>
     </w:p>
     <w:p>
@@ -5123,6 +5044,161 @@
           <w:lang w:val="fr-FR"/>
         </w:rPr>
       </w:pPr>
+      <w:r>
+        <w:rPr>
+          <w:noProof/>
+          <w:sz w:val="14"/>
+          <w:szCs w:val="14"/>
+          <w:lang w:val="fr-FR"/>
+        </w:rPr>
+        <mc:AlternateContent>
+          <mc:Choice Requires="wps">
+            <w:drawing>
+              <wp:anchor distT="0" distB="0" distL="114300" distR="114300" simplePos="0" relativeHeight="251665408" behindDoc="0" locked="0" layoutInCell="1" allowOverlap="1" wp14:anchorId="0FDCE002" wp14:editId="78784B4A">
+                <wp:simplePos x="0" y="0"/>
+                <wp:positionH relativeFrom="column">
+                  <wp:posOffset>-34290</wp:posOffset>
+                </wp:positionH>
+                <wp:positionV relativeFrom="paragraph">
+                  <wp:posOffset>222255</wp:posOffset>
+                </wp:positionV>
+                <wp:extent cx="3128645" cy="1667672"/>
+                <wp:effectExtent l="0" t="0" r="14605" b="27940"/>
+                <wp:wrapNone/>
+                <wp:docPr id="1005" name="Text Box 4"/>
+                <wp:cNvGraphicFramePr/>
+                <a:graphic xmlns:a="http://schemas.openxmlformats.org/drawingml/2006/main">
+                  <a:graphicData uri="http://schemas.microsoft.com/office/word/2010/wordprocessingShape">
+                    <wps:wsp>
+                      <wps:cNvSpPr txBox="1"/>
+                      <wps:spPr>
+                        <a:xfrm>
+                          <a:off x="0" y="0"/>
+                          <a:ext cx="3128645" cy="1667672"/>
+                        </a:xfrm>
+                        <a:prstGeom prst="rect">
+                          <a:avLst/>
+                        </a:prstGeom>
+                        <a:solidFill>
+                          <a:schemeClr val="lt1"/>
+                        </a:solidFill>
+                        <a:ln w="6350">
+                          <a:solidFill>
+                            <a:prstClr val="black"/>
+                          </a:solidFill>
+                        </a:ln>
+                      </wps:spPr>
+                      <wps:txbx>
+                        <w:txbxContent>
+                          <w:p>
+                            <w:pPr>
+                              <w:jc w:val="center"/>
+                              <w:rPr>
+                                <w:sz w:val="16"/>
+                                <w:szCs w:val="16"/>
+                                <w:lang w:val="fr-FR"/>
+                              </w:rPr>
+                            </w:pPr>
+                            <w:r>
+                              <w:rPr>
+                                <w:b/>
+                                <w:bCs/>
+                                <w:color w:val="002060"/>
+                                <w:sz w:val="16"/>
+                                <w:szCs w:val="16"/>
+                                <w:lang w:val="fr-FR"/>
+                              </w:rPr>
+                              <w:t xml:space="preserve">{{DENOMINATION_SOCIALE}} {{FORME_JURIDIQUE}} </w:t>
+                            </w:r>
+                            <w:r>
+                              <w:rPr>
+                                <w:sz w:val="16"/>
+                                <w:szCs w:val="16"/>
+                                <w:lang w:val="fr-FR"/>
+                              </w:rPr>
+                              <w:t xml:space="preserve">REPRESENTEE PAR </w:t>
+                            </w:r>
+                            <w:r>
+                              <w:rPr>
+                                <w:b/>
+                                <w:bCs/>
+                                <w:color w:val="002060"/>
+                                <w:sz w:val="16"/>
+                                <w:szCs w:val="16"/>
+                                <w:lang w:val="fr-FR"/>
+                              </w:rPr>
+                              <w:t>{{CIVILITE_ASSOCIE}} {{PRENOM_ASSOCIE}} {{NOM_ASSOCIE}}</w:t>
+                            </w:r>
+                          </w:p>
+                        </w:txbxContent>
+                      </wps:txbx>
+                      <wps:bodyPr rot="0" spcFirstLastPara="0" vertOverflow="overflow" horzOverflow="overflow" vert="horz" wrap="square" lIns="91440" tIns="45720" rIns="91440" bIns="45720" numCol="1" spcCol="0" rtlCol="0" fromWordArt="0" anchor="t" anchorCtr="0" forceAA="0" compatLnSpc="1">
+                        <a:prstTxWarp prst="textNoShape">
+                          <a:avLst/>
+                        </a:prstTxWarp>
+                        <a:noAutofit/>
+                      </wps:bodyPr>
+                    </wps:wsp>
+                  </a:graphicData>
+                </a:graphic>
+                <wp14:sizeRelV relativeFrom="margin">
+                  <wp14:pctHeight>0</wp14:pctHeight>
+                </wp14:sizeRelV>
+              </wp:anchor>
+            </w:drawing>
+          </mc:Choice>
+          <mc:Fallback>
+            <w:pict>
+              <v:shape w14:anchorId="0FDCE002" id="_x0000_s1029" type="#_x0000_t202" style="position:absolute;left:0;text-align:left;margin-left:-2.7pt;margin-top:17.5pt;width:246.35pt;height:131.3pt;z-index:251665408;visibility:visible;mso-wrap-style:square;mso-height-percent:0;mso-wrap-distance-left:9pt;mso-wrap-distance-top:0;mso-wrap-distance-right:9pt;mso-wrap-distance-bottom:0;mso-position-horizontal:absolute;mso-position-horizontal-relative:text;mso-position-vertical:absolute;mso-position-vertical-relative:text;mso-height-percent:0;mso-height-relative:margin;v-text-anchor:top" o:gfxdata="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" fillcolor="white [3201]" strokeweight=".5pt">
+                <v:textbox>
+                  <w:txbxContent>
+                    <w:p>
+                      <w:pPr>
+                        <w:jc w:val="center"/>
+                        <w:rPr>
+                          <w:sz w:val="16"/>
+                          <w:szCs w:val="16"/>
+                          <w:lang w:val="fr-FR"/>
+                        </w:rPr>
+                      </w:pPr>
+                      <w:r>
+                        <w:rPr>
+                          <w:b/>
+                          <w:bCs/>
+                          <w:color w:val="002060"/>
+                          <w:sz w:val="16"/>
+                          <w:szCs w:val="16"/>
+                          <w:lang w:val="fr-FR"/>
+                        </w:rPr>
+                        <w:t xml:space="preserve">{{DENOMINATION_SOCIALE}} {{FORME_JURIDIQUE}} </w:t>
+                      </w:r>
+                      <w:r>
+                        <w:rPr>
+                          <w:sz w:val="16"/>
+                          <w:szCs w:val="16"/>
+                          <w:lang w:val="fr-FR"/>
+                        </w:rPr>
+                        <w:t xml:space="preserve">REPRESENTEE PAR </w:t>
+                      </w:r>
+                      <w:r>
+                        <w:rPr>
+                          <w:b/>
+                          <w:bCs/>
+                          <w:color w:val="002060"/>
+                          <w:sz w:val="16"/>
+                          <w:szCs w:val="16"/>
+                          <w:lang w:val="fr-FR"/>
+                        </w:rPr>
+                        <w:t>{{CIVILITE_ASSOCIE}} {{PRENOM_ASSOCIE}} {{NOM_ASSOCIE}}</w:t>
+                      </w:r>
+                    </w:p>
+                  </w:txbxContent>
+                </v:textbox>
+              </v:shape>
+            </w:pict>
+          </mc:Fallback>
+        </mc:AlternateContent>
+      </w:r>
     </w:p>
     <w:sectPr>
       <w:pgSz w:w="12240" w:h="15840"/>
@@ -6759,6 +6835,7 @@
   <w:style w:type="character" w:default="1" w:styleId="Policepardfaut">
     <w:name w:val="Default Paragraph Font"/>
     <w:uiPriority w:val="1"/>
+    <w:semiHidden/>
     <w:unhideWhenUsed/>
   </w:style>
   <w:style w:type="table" w:default="1" w:styleId="TableauNormal">

--- a/Models/SARL AU/SARL-AU_2026-03_Contrat-Domiciliation_Template.docx
+++ b/Models/SARL AU/SARL-AU_2026-03_Contrat-Domiciliation_Template.docx
@@ -184,59 +184,7 @@
                                 <w:u w:val="single"/>
                                 <w:lang w:val="fr-FR"/>
                               </w:rPr>
-                              <w:t xml:space="preserve"> ({{</w:t>
-                            </w:r>
-                            <w:r>
-                              <w:rPr>
-                                <w:rFonts w:ascii="Code Pro" w:hAnsi="Code Pro"/>
-                                <w:b/>
-                                <w:bCs/>
-                                <w:color w:val="124F1A" w:themeColor="accent3" w:themeShade="BF"/>
-                                <w:sz w:val="18"/>
-                                <w:szCs w:val="16"/>
-                                <w:u w:val="single"/>
-                                <w:lang w:val="fr-FR"/>
-                              </w:rPr>
-                              <w:t>CONTRAT</w:t>
-                            </w:r>
-                            <w:r>
-                              <w:rPr>
-                                <w:rFonts w:ascii="Code Pro" w:hAnsi="Code Pro"/>
-                                <w:b/>
-                                <w:bCs/>
-                                <w:color w:val="124F1A" w:themeColor="accent3" w:themeShade="BF"/>
-                                <w:sz w:val="18"/>
-                                <w:szCs w:val="16"/>
-                                <w:u w:val="single"/>
-                                <w:lang w:val="fr-FR"/>
-                              </w:rPr>
-                              <w:t>_</w:t>
-                            </w:r>
-                            <w:r>
-                              <w:rPr>
-                                <w:rFonts w:ascii="Code Pro" w:hAnsi="Code Pro"/>
-                                <w:b/>
-                                <w:bCs/>
-                                <w:color w:val="124F1A" w:themeColor="accent3" w:themeShade="BF"/>
-                                <w:sz w:val="18"/>
-                                <w:szCs w:val="16"/>
-                                <w:u w:val="single"/>
-                                <w:lang w:val="fr-FR"/>
-                              </w:rPr>
-                              <w:t>FORME_JURIDIQUE</w:t>
-                            </w:r>
-                            <w:r>
-                              <w:rPr>
-                                <w:rFonts w:ascii="Code Pro" w:hAnsi="Code Pro"/>
-                                <w:b/>
-                                <w:bCs/>
-                                <w:color w:val="124F1A" w:themeColor="accent3" w:themeShade="BF"/>
-                                <w:sz w:val="18"/>
-                                <w:szCs w:val="16"/>
-                                <w:u w:val="single"/>
-                                <w:lang w:val="fr-FR"/>
-                              </w:rPr>
-                              <w:t>}})</w:t>
+                              <w:t xml:space="preserve"> ({{ CONTRAT_FORME_JURIDIQUE }})</w:t>
                             </w:r>
                           </w:p>
                         </w:txbxContent>
@@ -305,59 +253,7 @@
                           <w:u w:val="single"/>
                           <w:lang w:val="fr-FR"/>
                         </w:rPr>
-                        <w:t xml:space="preserve"> ({{</w:t>
-                      </w:r>
-                      <w:r>
-                        <w:rPr>
-                          <w:rFonts w:ascii="Code Pro" w:hAnsi="Code Pro"/>
-                          <w:b/>
-                          <w:bCs/>
-                          <w:color w:val="124F1A" w:themeColor="accent3" w:themeShade="BF"/>
-                          <w:sz w:val="18"/>
-                          <w:szCs w:val="16"/>
-                          <w:u w:val="single"/>
-                          <w:lang w:val="fr-FR"/>
-                        </w:rPr>
-                        <w:t>CONTRAT</w:t>
-                      </w:r>
-                      <w:r>
-                        <w:rPr>
-                          <w:rFonts w:ascii="Code Pro" w:hAnsi="Code Pro"/>
-                          <w:b/>
-                          <w:bCs/>
-                          <w:color w:val="124F1A" w:themeColor="accent3" w:themeShade="BF"/>
-                          <w:sz w:val="18"/>
-                          <w:szCs w:val="16"/>
-                          <w:u w:val="single"/>
-                          <w:lang w:val="fr-FR"/>
-                        </w:rPr>
-                        <w:t>_</w:t>
-                      </w:r>
-                      <w:r>
-                        <w:rPr>
-                          <w:rFonts w:ascii="Code Pro" w:hAnsi="Code Pro"/>
-                          <w:b/>
-                          <w:bCs/>
-                          <w:color w:val="124F1A" w:themeColor="accent3" w:themeShade="BF"/>
-                          <w:sz w:val="18"/>
-                          <w:szCs w:val="16"/>
-                          <w:u w:val="single"/>
-                          <w:lang w:val="fr-FR"/>
-                        </w:rPr>
-                        <w:t>FORME_JURIDIQUE</w:t>
-                      </w:r>
-                      <w:r>
-                        <w:rPr>
-                          <w:rFonts w:ascii="Code Pro" w:hAnsi="Code Pro"/>
-                          <w:b/>
-                          <w:bCs/>
-                          <w:color w:val="124F1A" w:themeColor="accent3" w:themeShade="BF"/>
-                          <w:sz w:val="18"/>
-                          <w:szCs w:val="16"/>
-                          <w:u w:val="single"/>
-                          <w:lang w:val="fr-FR"/>
-                        </w:rPr>
-                        <w:t>}})</w:t>
+                        <w:t xml:space="preserve"> ({{ CONTRAT_FORME_JURIDIQUE }})</w:t>
                       </w:r>
                     </w:p>
                   </w:txbxContent>
@@ -850,7 +746,7 @@
           <w:szCs w:val="14"/>
           <w:lang w:val="fr-FR"/>
         </w:rPr>
-        <w:t>« {{DENOMINATION_SOCIALE}} {{FORME_JURIDIQUE}} »</w:t>
+        <w:t>« {{ DENOMINATION_SOCIALE }} {{ FORME_JURIDIQUE }} »</w:t>
       </w:r>
       <w:r>
         <w:rPr>
@@ -938,7 +834,7 @@
           <w:szCs w:val="14"/>
           <w:lang w:val="fr-FR"/>
         </w:rPr>
-        <w:t>{{NUMERO_ICE}}</w:t>
+        <w:t>{{ NUMERO_ICE }}</w:t>
       </w:r>
       <w:r>
         <w:rPr>
@@ -1003,7 +899,7 @@
                 <w:szCs w:val="14"/>
                 <w:lang w:val="fr-FR"/>
               </w:rPr>
-              <w:t>{{CIVILITE_ASSOCIE}}</w:t>
+              <w:t>{{ CIVILITE_ASSOCIE }}</w:t>
             </w:r>
           </w:p>
         </w:tc>
@@ -1026,7 +922,7 @@
                 <w:szCs w:val="14"/>
                 <w:lang w:val="fr-FR"/>
               </w:rPr>
-              <w:t>{{PRENOM_ASSOCIE}} {{NOM_ASSOCIE}}</w:t>
+              <w:t>{{ PRENOM_ASSOCIE }} {{ NOM_ASSOCIE }}</w:t>
             </w:r>
           </w:p>
         </w:tc>
@@ -1081,7 +977,7 @@
                 <w:szCs w:val="14"/>
                 <w:lang w:val="fr-FR"/>
               </w:rPr>
-              <w:t>{{DATE_NAISSANCE_ASSOCIE}}</w:t>
+              <w:t>{{ DATE_NAISSANCE_ASSOCIE }}</w:t>
             </w:r>
           </w:p>
         </w:tc>
@@ -1136,23 +1032,7 @@
                 <w:szCs w:val="14"/>
                 <w:lang w:val="fr-FR"/>
               </w:rPr>
-              <w:t>{{</w:t>
-            </w:r>
-            <w:r>
-              <w:rPr>
-                <w:sz w:val="14"/>
-                <w:szCs w:val="14"/>
-                <w:lang w:val="fr-FR"/>
-              </w:rPr>
-              <w:t>NATIONALITE_ASSOCIE</w:t>
-            </w:r>
-            <w:r>
-              <w:rPr>
-                <w:sz w:val="14"/>
-                <w:szCs w:val="14"/>
-                <w:lang w:val="fr-FR"/>
-              </w:rPr>
-              <w:t>}}</w:t>
+              <w:t>{{ NATIONALITE_ASSOCIE }}</w:t>
             </w:r>
           </w:p>
         </w:tc>
@@ -1237,7 +1117,7 @@
                 <w:szCs w:val="14"/>
                 <w:lang w:val="fr-FR"/>
               </w:rPr>
-              <w:t>{{NUMERO_CIN_ASSOCIE}}</w:t>
+              <w:t>{{ NUMERO_CIN_ASSOCIE }}</w:t>
             </w:r>
           </w:p>
         </w:tc>
@@ -1292,7 +1172,7 @@
                 <w:szCs w:val="14"/>
                 <w:lang w:val="fr-FR"/>
               </w:rPr>
-              <w:t>{{ADRESSE_GERANT}}</w:t>
+              <w:t>{{ ADRESSE_ASSOCIE }}</w:t>
             </w:r>
           </w:p>
         </w:tc>
@@ -1347,23 +1227,7 @@
                 <w:szCs w:val="14"/>
                 <w:lang w:val="fr-FR"/>
               </w:rPr>
-              <w:t>{{</w:t>
-            </w:r>
-            <w:r>
-              <w:rPr>
-                <w:sz w:val="14"/>
-                <w:szCs w:val="14"/>
-                <w:lang w:val="fr-FR"/>
-              </w:rPr>
-              <w:t>QUALITE_GERANT</w:t>
-            </w:r>
-            <w:r>
-              <w:rPr>
-                <w:sz w:val="14"/>
-                <w:szCs w:val="14"/>
-                <w:lang w:val="fr-FR"/>
-              </w:rPr>
-              <w:t>}}</w:t>
+              <w:t>{{ QUALITE_ASSOCIE }}</w:t>
             </w:r>
           </w:p>
         </w:tc>
@@ -1418,7 +1282,7 @@
                 <w:szCs w:val="14"/>
                 <w:lang w:val="fr-FR"/>
               </w:rPr>
-              <w:t>{{TELEPHONE_GERANT}}</w:t>
+              <w:t>{{ TELEPHONE_ASSOCIE }}</w:t>
             </w:r>
           </w:p>
         </w:tc>
@@ -1486,25 +1350,7 @@
                 <w:szCs w:val="14"/>
                 <w:lang w:val="fr-FR"/>
               </w:rPr>
-              <w:t>{{GERANT_</w:t>
-            </w:r>
-            <w:proofErr w:type="gramStart"/>
-            <w:r>
-              <w:rPr>
-                <w:sz w:val="14"/>
-                <w:szCs w:val="14"/>
-                <w:lang w:val="fr-FR"/>
-              </w:rPr>
-              <w:t>EMAIL</w:t>
-            </w:r>
-            <w:proofErr w:type="gramEnd"/>
-            <w:r>
-              <w:rPr>
-                <w:sz w:val="14"/>
-                <w:szCs w:val="14"/>
-                <w:lang w:val="fr-FR"/>
-              </w:rPr>
-              <w:t>_ASSOCIE}}</w:t>
+              <w:t>{{ EMAIL_ASSOCIE }}</w:t>
             </w:r>
           </w:p>
         </w:tc>
@@ -1676,7 +1522,7 @@
           <w:szCs w:val="14"/>
           <w:lang w:val="fr-FR"/>
         </w:rPr>
-        <w:t>{{DENOMINATION_SOCIALE}} {{FORME_JURIDIQUE}},</w:t>
+        <w:t>{{ DENOMINATION_SOCIALE }} {{ FORME_JURIDIQUE }},</w:t>
       </w:r>
       <w:r>
         <w:rPr>
@@ -1704,7 +1550,7 @@
           <w:szCs w:val="14"/>
           <w:lang w:val="fr-FR"/>
         </w:rPr>
-        <w:t>{{NUMERO_ICE}},</w:t>
+        <w:t>{{ NUMERO_ICE }},</w:t>
       </w:r>
       <w:r>
         <w:rPr>
@@ -2892,7 +2738,7 @@
           <w:szCs w:val="14"/>
           <w:lang w:val="fr-FR"/>
         </w:rPr>
-        <w:t>{{DUREE_CONTRAT_MOIS}}</w:t>
+        <w:t>{{ DUREE_CONTRAT_MOIS }}</w:t>
       </w:r>
       <w:r>
         <w:rPr>
@@ -2920,7 +2766,7 @@
           <w:szCs w:val="14"/>
           <w:lang w:val="fr-FR"/>
         </w:rPr>
-        <w:t>{{DATE_DEBUT_CONTRAT}}</w:t>
+        <w:t>{{ DATE_DEBUT_CONTRAT }}</w:t>
       </w:r>
       <w:r>
         <w:rPr>
@@ -2948,7 +2794,7 @@
           <w:szCs w:val="14"/>
           <w:lang w:val="fr-FR"/>
         </w:rPr>
-        <w:t>{{DATE_FIN_CONTRAT}}</w:t>
+        <w:t>{{ DATE_FIN_CONTRAT }}</w:t>
       </w:r>
       <w:r>
         <w:rPr>
@@ -3098,89 +2944,7 @@
           <w:szCs w:val="14"/>
           <w:lang w:val="fr-FR"/>
         </w:rPr>
-        <w:t xml:space="preserve"> {{</w:t>
-      </w:r>
-      <w:r>
-        <w:rPr>
-          <w:b/>
-          <w:bCs/>
-          <w:sz w:val="14"/>
-          <w:szCs w:val="14"/>
-          <w:lang w:val="fr-FR"/>
-        </w:rPr>
-        <w:t>PACK_DEMARRAGE_TOTAL_TTC}</w:t>
-      </w:r>
-      <w:r>
-        <w:rPr>
-          <w:b/>
-          <w:bCs/>
-          <w:sz w:val="14"/>
-          <w:szCs w:val="14"/>
-          <w:lang w:val="fr-FR"/>
-        </w:rPr>
-        <w:t>}</w:t>
-      </w:r>
-      <w:r>
-        <w:rPr>
-          <w:b/>
-          <w:bCs/>
-          <w:sz w:val="14"/>
-          <w:szCs w:val="14"/>
-          <w:lang w:val="fr-FR"/>
-        </w:rPr>
-        <w:t xml:space="preserve"> DH TTC</w:t>
-      </w:r>
-      <w:r>
-        <w:rPr>
-          <w:sz w:val="14"/>
-          <w:szCs w:val="14"/>
-          <w:lang w:val="fr-FR"/>
-        </w:rPr>
-        <w:t xml:space="preserve">, soit un </w:t>
-      </w:r>
-      <w:r>
-        <w:rPr>
-          <w:b/>
-          <w:bCs/>
-          <w:sz w:val="14"/>
-          <w:szCs w:val="14"/>
-          <w:u w:val="single"/>
-          <w:lang w:val="fr-FR"/>
-        </w:rPr>
-        <w:t xml:space="preserve">loyer mensuel de </w:t>
-      </w:r>
-      <w:r>
-        <w:rPr>
-          <w:b/>
-          <w:bCs/>
-          <w:sz w:val="14"/>
-          <w:szCs w:val="14"/>
-          <w:u w:val="single"/>
-          <w:lang w:val="fr-FR"/>
-        </w:rPr>
-        <w:t>{{</w:t>
-      </w:r>
-      <w:r>
-        <w:rPr>
-          <w:b/>
-          <w:bCs/>
-          <w:sz w:val="14"/>
-          <w:szCs w:val="14"/>
-          <w:u w:val="single"/>
-          <w:lang w:val="fr-FR"/>
-        </w:rPr>
-        <w:t>PACK_DEMARRAGE_LOYER_MENSUEL</w:t>
-      </w:r>
-      <w:r>
-        <w:rPr>
-          <w:b/>
-          <w:bCs/>
-          <w:sz w:val="14"/>
-          <w:szCs w:val="14"/>
-          <w:u w:val="single"/>
-          <w:lang w:val="fr-FR"/>
-        </w:rPr>
-        <w:t xml:space="preserve">}} </w:t>
+        <w:t xml:space="preserve"> {{ PACK_DEMARRAGE_TOTAL_TTC}} DH TTC, soit un loyer mensuel de {{PACK_DEMARRAGE_LOYER_MENSUEL }} </w:t>
       </w:r>
       <w:r>
         <w:rPr>
@@ -3378,551 +3142,51 @@
           <w:u w:val="single"/>
           <w:lang w:val="fr-FR"/>
         </w:rPr>
-        <w:t>{{</w:t>
-      </w:r>
-      <w:r>
-        <w:rPr>
-          <w:b/>
-          <w:bCs/>
-          <w:sz w:val="14"/>
-          <w:szCs w:val="14"/>
-          <w:u w:val="single"/>
-          <w:lang w:val="fr-FR"/>
-        </w:rPr>
-        <w:t>RENOUVELLEMENT_LOYER_MENSUEL}</w:t>
-      </w:r>
-      <w:r>
-        <w:rPr>
-          <w:b/>
-          <w:bCs/>
-          <w:sz w:val="14"/>
-          <w:szCs w:val="14"/>
-          <w:u w:val="single"/>
-          <w:lang w:val="fr-FR"/>
-        </w:rPr>
-        <w:t>}</w:t>
-      </w:r>
-      <w:r>
-        <w:rPr>
-          <w:b/>
-          <w:bCs/>
-          <w:sz w:val="14"/>
-          <w:szCs w:val="14"/>
-          <w:u w:val="single"/>
-          <w:lang w:val="fr-FR"/>
-        </w:rPr>
-        <w:t xml:space="preserve"> DH</w:t>
-      </w:r>
-      <w:r>
-        <w:rPr>
-          <w:b/>
-          <w:bCs/>
-          <w:sz w:val="14"/>
-          <w:szCs w:val="14"/>
-          <w:u w:val="single"/>
+        <w:t>{{ RENOUVELLEMENT_LOYER_MENSUEL}} DH TTC par mois, portant le montant annuel à {{RENOUVELLEMENT_LOYER_ANNUEL}} DH TTC.Le paiement annuel par anticipation payable en une seule échéance au début de chaque année contractuelle.Dispositions légalesLes montants ci‑dessus sont établis conformément à la réglementation en vigueur et au taux normal de TVA applicable aux prestations de services, fixé à 20 %.Toute modification des tarifs sera notifiée par écrit avec un préavis d’un (1) mois.Le loyer inclut uniquement les services prévus dans le contrat, toute prestation supplémentaire sera facturée séparément.ARTICLE 6 : DECLARATIONLe signataire du présent contrat déclare, de manière expresse et sur l’honneur, Certifier l’exactitude des renseignements fournis à l’appui de la signature du présent contrat avec « CENTIRIO SARL », certifier ne pas être en situation de liquidation de biens, règlement judiciaire, en ce qui concerne l’entreprise ou les entreprises qu’il dirige, que ces établissements soient ou non l’objet dudit contrat.Enfin, il atteste de l’exactitude de tous les renseignements fournis à « CENTIRIO SARL », tant en ce qui concerne son état-civil que l’entreprise représentée.ARTICLE 7 : CLAUSE RESOLUTIONIl est expressément stipulé qu’à défaut de paiement d’une facture à son échéance ou en cas d’inexécution constatée d’une seule des obligations du contrat, huit jours après une lettre recommandée avec accusé de réception non suivie d’effet, le contrat sera résilié de plein droit.Le courrier du domicilié sera alors refusé et ses appels téléphoniques rejetés. La situation sera également signalée au Registre de Commerce de Casablanca et aux services fiscaux compétents.En  outre  «  CENTIRIO  SARL», se  réserve  la  faculté  de  faire  cesser  les effets des  contrats  dans  les  locaux  concernés  ainsi que tous les actes en découlant pour le domicilié, sur simple lettre recommandée avec accusé de réception avec effet immédiat dans le cas où le domicilié, créerait des troubles commerciaux ou non, pour la bonne marche et la bonne réputation des locaux et, de manière générales, tous usages contraires à l’ordre public et aux bonnes mœurs (défaut de paiement de ses fournisseurs ou tout créancier, plainte des salariés, action de l’inspection du travail, visite des services de police le  concernant  ou  visite d’huissiers à sa recherche,…). Tous les frais d’une telle situation et ceux qui en seraient la suite ou la conséquence seront à la charge du domicilié qui s’oblige à les régler.Le domicilié devra, en outre, rembourser à « CENTIRIO SARL », les frais des actes extra-judiciaires et autres frais de justice motivés par des infractions aux clauses et aux conditions du présent engagement.En application de ces principes et pour le cas où le recouvrement de toutes les sommes exigibles en vertu des présentes nécessiterait l’intervention d’un huissier de justice et/ou d’un avocat, le domicilié devra également rembourser à « CENTIRIO SARL », les honoraires et frais de recouvrement, droit de recette ou droit proportionnel qui seraient perçus par ceux-ci.ARTICLE 8 : FRAISLes frais et droits des présentes sont à la charge du domicilié.ARTICLE 9 : CLAUSE COMPROMISSOIREEn cas de contestation ou de litige quant à l’exécution des présentes, les Parties s’entendent pour rendre le Tribunal de Casablanca seul compétent.ARTICLE 10 : PROCURATION SPECIALE :{{CIVILITE_ASSOCIE }} {{ PRENOM_ASSOCIE }} {{ NOM_ASSOCIE }},</w:t>
+      </w:r>
+      <w:r>
+        <w:rPr>
+          <w:color w:val="0E2841" w:themeColor="text2"/>
+          <w:sz w:val="14"/>
+          <w:szCs w:val="14"/>
           <w:lang w:val="fr-FR"/>
         </w:rPr>
         <w:t xml:space="preserve"> </w:t>
       </w:r>
       <w:r>
         <w:rPr>
-          <w:b/>
-          <w:bCs/>
-          <w:sz w:val="14"/>
-          <w:szCs w:val="14"/>
-          <w:u w:val="single"/>
-          <w:lang w:val="fr-FR"/>
-        </w:rPr>
-        <w:t>TTC</w:t>
-      </w:r>
-      <w:r>
-        <w:rPr>
-          <w:sz w:val="14"/>
-          <w:szCs w:val="14"/>
-          <w:lang w:val="fr-FR"/>
-        </w:rPr>
-        <w:t xml:space="preserve"> </w:t>
-      </w:r>
-      <w:r>
-        <w:rPr>
-          <w:b/>
-          <w:bCs/>
-          <w:sz w:val="14"/>
-          <w:szCs w:val="14"/>
-          <w:u w:val="single"/>
-          <w:lang w:val="fr-FR"/>
-        </w:rPr>
-        <w:t>par mois</w:t>
-      </w:r>
-      <w:r>
-        <w:rPr>
-          <w:sz w:val="14"/>
-          <w:szCs w:val="14"/>
-          <w:lang w:val="fr-FR"/>
-        </w:rPr>
-        <w:t>,</w:t>
-      </w:r>
-      <w:r>
-        <w:rPr>
-          <w:sz w:val="14"/>
-          <w:szCs w:val="14"/>
-          <w:lang w:val="fr-FR"/>
-        </w:rPr>
-        <w:t xml:space="preserve"> </w:t>
-      </w:r>
-      <w:r>
-        <w:rPr>
-          <w:sz w:val="14"/>
-          <w:szCs w:val="14"/>
-          <w:lang w:val="fr-FR"/>
-        </w:rPr>
-        <w:t xml:space="preserve">portant le </w:t>
-      </w:r>
-      <w:r>
-        <w:rPr>
-          <w:b/>
-          <w:bCs/>
-          <w:sz w:val="14"/>
-          <w:szCs w:val="14"/>
-          <w:u w:val="single"/>
-          <w:lang w:val="fr-FR"/>
-        </w:rPr>
-        <w:t>montant annuel</w:t>
-      </w:r>
-      <w:r>
-        <w:rPr>
-          <w:sz w:val="14"/>
-          <w:szCs w:val="14"/>
-          <w:lang w:val="fr-FR"/>
-        </w:rPr>
-        <w:t xml:space="preserve"> à</w:t>
-      </w:r>
-      <w:r>
-        <w:rPr>
-          <w:sz w:val="14"/>
-          <w:szCs w:val="14"/>
-          <w:lang w:val="fr-FR"/>
-        </w:rPr>
-        <w:t xml:space="preserve"> </w:t>
-      </w:r>
-      <w:r>
-        <w:rPr>
-          <w:b/>
-          <w:bCs/>
-          <w:sz w:val="14"/>
-          <w:szCs w:val="14"/>
-          <w:u w:val="single"/>
-          <w:lang w:val="fr-FR"/>
-        </w:rPr>
-        <w:t>{{</w:t>
-      </w:r>
-      <w:r>
-        <w:rPr>
-          <w:b/>
-          <w:bCs/>
-          <w:sz w:val="14"/>
-          <w:szCs w:val="14"/>
-          <w:u w:val="single"/>
-          <w:lang w:val="fr-FR"/>
-        </w:rPr>
-        <w:t>RENOUVELLEMENT_LOYER_ANNUEL}</w:t>
-      </w:r>
-      <w:r>
-        <w:rPr>
-          <w:b/>
-          <w:bCs/>
-          <w:sz w:val="14"/>
-          <w:szCs w:val="14"/>
-          <w:u w:val="single"/>
-          <w:lang w:val="fr-FR"/>
-        </w:rPr>
-        <w:t>}</w:t>
-      </w:r>
-      <w:r>
-        <w:rPr>
-          <w:b/>
-          <w:bCs/>
-          <w:sz w:val="14"/>
-          <w:szCs w:val="14"/>
-          <w:u w:val="single"/>
-          <w:lang w:val="fr-FR"/>
-        </w:rPr>
-        <w:t xml:space="preserve"> </w:t>
-      </w:r>
-      <w:r>
-        <w:rPr>
-          <w:b/>
-          <w:bCs/>
-          <w:sz w:val="14"/>
-          <w:szCs w:val="14"/>
-          <w:u w:val="single"/>
-          <w:lang w:val="fr-FR"/>
-        </w:rPr>
-        <w:t>DH TTC.</w:t>
-      </w:r>
-    </w:p>
-    <w:p>
-      <w:pPr>
-        <w:spacing w:after="0"/>
-        <w:jc w:val="both"/>
-        <w:rPr>
-          <w:sz w:val="14"/>
-          <w:szCs w:val="14"/>
-          <w:u w:val="single"/>
-          <w:lang w:val="fr-FR"/>
-        </w:rPr>
-      </w:pPr>
-      <w:r>
-        <w:rPr>
-          <w:sz w:val="14"/>
-          <w:szCs w:val="14"/>
-          <w:u w:val="single"/>
-          <w:lang w:val="fr-FR"/>
-        </w:rPr>
-        <w:t>Le paiement annuel par anticipation payable en une seule échéance au début de chaque année contractuelle.</w:t>
-      </w:r>
-    </w:p>
-    <w:p>
-      <w:pPr>
-        <w:spacing w:after="0"/>
-        <w:jc w:val="both"/>
-        <w:rPr>
-          <w:sz w:val="14"/>
-          <w:szCs w:val="14"/>
-          <w:lang w:val="fr-FR"/>
-        </w:rPr>
-      </w:pPr>
-    </w:p>
-    <w:p>
-      <w:pPr>
-        <w:pStyle w:val="Paragraphedeliste"/>
-        <w:numPr>
-          <w:ilvl w:val="0"/>
-          <w:numId w:val="9"/>
-        </w:numPr>
-        <w:spacing w:after="0"/>
-        <w:jc w:val="both"/>
-        <w:rPr>
-          <w:sz w:val="14"/>
-          <w:szCs w:val="14"/>
-          <w:lang w:val="fr-FR"/>
-        </w:rPr>
-      </w:pPr>
-      <w:r>
-        <w:rPr>
-          <w:sz w:val="14"/>
-          <w:szCs w:val="14"/>
-          <w:lang w:val="fr-FR"/>
-        </w:rPr>
-        <w:t>Dispositions légales</w:t>
-      </w:r>
-    </w:p>
-    <w:p>
-      <w:pPr>
-        <w:spacing w:after="0"/>
-        <w:ind w:left="360"/>
-        <w:jc w:val="both"/>
-        <w:rPr>
-          <w:sz w:val="14"/>
-          <w:szCs w:val="14"/>
-          <w:lang w:val="fr-FR"/>
-        </w:rPr>
-      </w:pPr>
-    </w:p>
-    <w:p>
-      <w:pPr>
-        <w:spacing w:after="0"/>
-        <w:jc w:val="both"/>
-        <w:rPr>
-          <w:sz w:val="14"/>
-          <w:szCs w:val="14"/>
-          <w:lang w:val="fr-FR"/>
-        </w:rPr>
-      </w:pPr>
-      <w:r>
-        <w:rPr>
-          <w:sz w:val="14"/>
-          <w:szCs w:val="14"/>
-          <w:lang w:val="fr-FR"/>
-        </w:rPr>
-        <w:t>Les montants ci</w:t>
-      </w:r>
-      <w:r>
-        <w:rPr>
-          <w:rFonts w:ascii="Cambria Math" w:hAnsi="Cambria Math" w:cs="Cambria Math"/>
-          <w:sz w:val="14"/>
-          <w:szCs w:val="14"/>
-          <w:lang w:val="fr-FR"/>
-        </w:rPr>
-        <w:t>‑</w:t>
-      </w:r>
-      <w:r>
-        <w:rPr>
-          <w:sz w:val="14"/>
-          <w:szCs w:val="14"/>
-          <w:lang w:val="fr-FR"/>
-        </w:rPr>
-        <w:t xml:space="preserve">dessus sont </w:t>
-      </w:r>
-      <w:r>
-        <w:rPr>
-          <w:rFonts w:ascii="Aptos" w:hAnsi="Aptos" w:cs="Aptos"/>
-          <w:sz w:val="14"/>
-          <w:szCs w:val="14"/>
-          <w:lang w:val="fr-FR"/>
-        </w:rPr>
-        <w:t>é</w:t>
-      </w:r>
-      <w:r>
-        <w:rPr>
-          <w:sz w:val="14"/>
-          <w:szCs w:val="14"/>
-          <w:lang w:val="fr-FR"/>
-        </w:rPr>
-        <w:t>tablis conform</w:t>
-      </w:r>
-      <w:r>
-        <w:rPr>
-          <w:rFonts w:ascii="Aptos" w:hAnsi="Aptos" w:cs="Aptos"/>
-          <w:sz w:val="14"/>
-          <w:szCs w:val="14"/>
-          <w:lang w:val="fr-FR"/>
-        </w:rPr>
-        <w:t>é</w:t>
-      </w:r>
-      <w:r>
-        <w:rPr>
-          <w:sz w:val="14"/>
-          <w:szCs w:val="14"/>
-          <w:lang w:val="fr-FR"/>
-        </w:rPr>
-        <w:t xml:space="preserve">ment </w:t>
-      </w:r>
-      <w:r>
-        <w:rPr>
-          <w:rFonts w:ascii="Aptos" w:hAnsi="Aptos" w:cs="Aptos"/>
-          <w:sz w:val="14"/>
-          <w:szCs w:val="14"/>
-          <w:lang w:val="fr-FR"/>
-        </w:rPr>
-        <w:t>à</w:t>
-      </w:r>
-      <w:r>
-        <w:rPr>
-          <w:sz w:val="14"/>
-          <w:szCs w:val="14"/>
-          <w:lang w:val="fr-FR"/>
-        </w:rPr>
-        <w:t xml:space="preserve"> la r</w:t>
-      </w:r>
-      <w:r>
-        <w:rPr>
-          <w:rFonts w:ascii="Aptos" w:hAnsi="Aptos" w:cs="Aptos"/>
-          <w:sz w:val="14"/>
-          <w:szCs w:val="14"/>
-          <w:lang w:val="fr-FR"/>
-        </w:rPr>
-        <w:t>é</w:t>
-      </w:r>
-      <w:r>
-        <w:rPr>
-          <w:sz w:val="14"/>
-          <w:szCs w:val="14"/>
-          <w:lang w:val="fr-FR"/>
-        </w:rPr>
-        <w:t xml:space="preserve">glementation en vigueur et au taux normal </w:t>
-      </w:r>
-      <w:r>
-        <w:rPr>
-          <w:sz w:val="14"/>
-          <w:szCs w:val="14"/>
-          <w:lang w:val="fr-FR"/>
-        </w:rPr>
-        <w:t xml:space="preserve">de TVA </w:t>
-      </w:r>
-      <w:r>
-        <w:rPr>
-          <w:b/>
-          <w:bCs/>
-          <w:sz w:val="14"/>
-          <w:szCs w:val="14"/>
-          <w:u w:val="single"/>
-          <w:lang w:val="fr-FR"/>
-        </w:rPr>
-        <w:t>applicable aux prestations de services, fix</w:t>
-      </w:r>
-      <w:r>
-        <w:rPr>
-          <w:rFonts w:ascii="Aptos" w:hAnsi="Aptos" w:cs="Aptos"/>
-          <w:b/>
-          <w:bCs/>
-          <w:sz w:val="14"/>
-          <w:szCs w:val="14"/>
-          <w:u w:val="single"/>
-          <w:lang w:val="fr-FR"/>
-        </w:rPr>
-        <w:t>é</w:t>
-      </w:r>
-      <w:r>
-        <w:rPr>
-          <w:b/>
-          <w:bCs/>
-          <w:sz w:val="14"/>
-          <w:szCs w:val="14"/>
-          <w:u w:val="single"/>
-          <w:lang w:val="fr-FR"/>
-        </w:rPr>
-        <w:t xml:space="preserve"> </w:t>
-      </w:r>
-      <w:r>
-        <w:rPr>
-          <w:rFonts w:ascii="Aptos" w:hAnsi="Aptos" w:cs="Aptos"/>
-          <w:b/>
-          <w:bCs/>
-          <w:sz w:val="14"/>
-          <w:szCs w:val="14"/>
-          <w:u w:val="single"/>
-          <w:lang w:val="fr-FR"/>
-        </w:rPr>
-        <w:t>à</w:t>
-      </w:r>
-      <w:r>
-        <w:rPr>
-          <w:b/>
-          <w:bCs/>
-          <w:sz w:val="14"/>
-          <w:szCs w:val="14"/>
-          <w:u w:val="single"/>
-          <w:lang w:val="fr-FR"/>
-        </w:rPr>
-        <w:t xml:space="preserve"> 20 %.</w:t>
-      </w:r>
-    </w:p>
-    <w:p>
-      <w:pPr>
-        <w:spacing w:after="0"/>
-        <w:jc w:val="both"/>
-        <w:rPr>
-          <w:sz w:val="14"/>
-          <w:szCs w:val="14"/>
-          <w:lang w:val="fr-FR"/>
-        </w:rPr>
-      </w:pPr>
-      <w:r>
-        <w:rPr>
-          <w:sz w:val="14"/>
-          <w:szCs w:val="14"/>
-          <w:lang w:val="fr-FR"/>
-        </w:rPr>
-        <w:t xml:space="preserve">Toute modification des tarifs sera notifiée par écrit avec un </w:t>
-      </w:r>
-      <w:r>
-        <w:rPr>
-          <w:b/>
-          <w:bCs/>
-          <w:sz w:val="14"/>
-          <w:szCs w:val="14"/>
-          <w:u w:val="single"/>
-          <w:lang w:val="fr-FR"/>
-        </w:rPr>
-        <w:t>préavis d’un (1) mois.</w:t>
-      </w:r>
-    </w:p>
-    <w:p>
-      <w:pPr>
-        <w:spacing w:after="0"/>
-        <w:jc w:val="both"/>
-        <w:rPr>
-          <w:sz w:val="14"/>
-          <w:szCs w:val="14"/>
-          <w:u w:val="single"/>
-          <w:lang w:val="fr-FR"/>
-        </w:rPr>
-      </w:pPr>
-      <w:r>
-        <w:rPr>
-          <w:sz w:val="14"/>
-          <w:szCs w:val="14"/>
-          <w:u w:val="single"/>
-          <w:lang w:val="fr-FR"/>
-        </w:rPr>
-        <w:t>Le loyer inclut uniquement les services prévus dans le contrat, toute prestation supplémentaire sera facturée séparément.</w:t>
-      </w:r>
-    </w:p>
-    <w:p>
-      <w:pPr>
-        <w:spacing w:after="0"/>
-        <w:jc w:val="both"/>
-        <w:rPr>
-          <w:sz w:val="14"/>
-          <w:szCs w:val="14"/>
-          <w:u w:val="single"/>
-          <w:lang w:val="fr-FR"/>
-        </w:rPr>
-      </w:pPr>
-    </w:p>
-    <w:p>
-      <w:pPr>
-        <w:jc w:val="both"/>
-        <w:rPr>
-          <w:b/>
-          <w:bCs/>
-          <w:sz w:val="14"/>
-          <w:szCs w:val="14"/>
-          <w:u w:val="single"/>
-          <w:lang w:val="fr-FR"/>
-        </w:rPr>
-      </w:pPr>
-      <w:r>
-        <w:rPr>
-          <w:b/>
-          <w:bCs/>
-          <w:sz w:val="14"/>
-          <w:szCs w:val="14"/>
-          <w:u w:val="single"/>
-          <w:lang w:val="fr-FR"/>
-        </w:rPr>
-        <w:t xml:space="preserve">ARTICLE </w:t>
-      </w:r>
-      <w:r>
-        <w:rPr>
-          <w:b/>
-          <w:bCs/>
-          <w:sz w:val="14"/>
-          <w:szCs w:val="14"/>
-          <w:u w:val="single"/>
-          <w:lang w:val="fr-FR"/>
-        </w:rPr>
-        <w:t>6</w:t>
-      </w:r>
-      <w:r>
-        <w:rPr>
-          <w:b/>
-          <w:bCs/>
-          <w:sz w:val="14"/>
-          <w:szCs w:val="14"/>
-          <w:u w:val="single"/>
-          <w:lang w:val="fr-FR"/>
-        </w:rPr>
-        <w:t xml:space="preserve"> : DECLARATION</w:t>
-      </w:r>
-    </w:p>
-    <w:p>
-      <w:pPr>
-        <w:jc w:val="both"/>
-        <w:rPr>
-          <w:sz w:val="14"/>
-          <w:szCs w:val="14"/>
-          <w:lang w:val="fr-FR"/>
-        </w:rPr>
-      </w:pPr>
-      <w:r>
-        <w:rPr>
-          <w:sz w:val="14"/>
-          <w:szCs w:val="14"/>
-          <w:lang w:val="fr-FR"/>
-        </w:rPr>
-        <w:t xml:space="preserve">Le signataire du présent contrat déclare, de manière expresse et sur l’honneur, Certifier l’exactitude des renseignements fournis à l’appui de la signature du présent contrat avec </w:t>
+          <w:sz w:val="14"/>
+          <w:szCs w:val="14"/>
+          <w:lang w:val="fr-FR"/>
+        </w:rPr>
+        <w:t xml:space="preserve">agissant en qualité de gérant de la société </w:t>
+      </w:r>
+      <w:r>
+        <w:rPr>
+          <w:b/>
+          <w:bCs/>
+          <w:color w:val="0E2841" w:themeColor="text2"/>
+          <w:sz w:val="14"/>
+          <w:szCs w:val="14"/>
+          <w:lang w:val="fr-FR"/>
+        </w:rPr>
+        <w:t>« {{ DENOMINATION_SOCIALE }} {{ FORME_JURIDIQUE }} »</w:t>
+      </w:r>
+      <w:r>
+        <w:rPr>
+          <w:sz w:val="14"/>
+          <w:szCs w:val="14"/>
+          <w:lang w:val="fr-FR"/>
+        </w:rPr>
+        <w:t xml:space="preserve">, </w:t>
+      </w:r>
+      <w:r>
+        <w:rPr>
+          <w:sz w:val="14"/>
+          <w:szCs w:val="14"/>
+          <w:lang w:val="fr-FR"/>
+        </w:rPr>
+        <w:t xml:space="preserve">donne procuration à la Société </w:t>
       </w:r>
       <w:r>
         <w:rPr>
@@ -3959,230 +3223,11 @@
       </w:r>
       <w:r>
         <w:rPr>
-          <w:sz w:val="14"/>
-          <w:szCs w:val="14"/>
-          <w:lang w:val="fr-FR"/>
-        </w:rPr>
-        <w:t>, certifier ne pas être en situation de liquidation de biens, règlement judiciaire, en ce qui concerne l’entreprise ou les entreprises qu’il dirige, que ces établissements soient ou non l’objet dudit contrat.</w:t>
-      </w:r>
-    </w:p>
-    <w:p>
-      <w:pPr>
-        <w:jc w:val="both"/>
-        <w:rPr>
-          <w:sz w:val="14"/>
-          <w:szCs w:val="14"/>
-          <w:lang w:val="fr-FR"/>
-        </w:rPr>
-      </w:pPr>
-      <w:r>
-        <w:rPr>
-          <w:sz w:val="14"/>
-          <w:szCs w:val="14"/>
-          <w:lang w:val="fr-FR"/>
-        </w:rPr>
-        <w:t xml:space="preserve">Enfin, il atteste de l’exactitude de tous les renseignements fournis à </w:t>
-      </w:r>
-      <w:r>
-        <w:rPr>
-          <w:b/>
-          <w:bCs/>
           <w:color w:val="124F1A" w:themeColor="accent3" w:themeShade="BF"/>
           <w:sz w:val="14"/>
           <w:szCs w:val="14"/>
           <w:lang w:val="fr-FR"/>
         </w:rPr>
-        <w:t xml:space="preserve">« </w:t>
-      </w:r>
-      <w:r>
-        <w:rPr>
-          <w:b/>
-          <w:bCs/>
-          <w:color w:val="124F1A" w:themeColor="accent3" w:themeShade="BF"/>
-          <w:sz w:val="14"/>
-          <w:szCs w:val="14"/>
-          <w:lang w:val="fr-FR"/>
-        </w:rPr>
-        <w:t>CENTIRIO</w:t>
-      </w:r>
-      <w:r>
-        <w:rPr>
-          <w:b/>
-          <w:bCs/>
-          <w:color w:val="124F1A" w:themeColor="accent3" w:themeShade="BF"/>
-          <w:sz w:val="14"/>
-          <w:szCs w:val="14"/>
-          <w:lang w:val="fr-FR"/>
-        </w:rPr>
-        <w:t xml:space="preserve"> SARL »</w:t>
-      </w:r>
-      <w:r>
-        <w:rPr>
-          <w:sz w:val="14"/>
-          <w:szCs w:val="14"/>
-          <w:lang w:val="fr-FR"/>
-        </w:rPr>
-        <w:t>, tant en ce qui concerne son état-civil que l’entreprise représentée.</w:t>
-      </w:r>
-    </w:p>
-    <w:p>
-      <w:pPr>
-        <w:jc w:val="both"/>
-        <w:rPr>
-          <w:b/>
-          <w:bCs/>
-          <w:sz w:val="14"/>
-          <w:szCs w:val="14"/>
-          <w:u w:val="single"/>
-          <w:lang w:val="fr-FR"/>
-        </w:rPr>
-      </w:pPr>
-      <w:r>
-        <w:rPr>
-          <w:b/>
-          <w:bCs/>
-          <w:sz w:val="14"/>
-          <w:szCs w:val="14"/>
-          <w:u w:val="single"/>
-          <w:lang w:val="fr-FR"/>
-        </w:rPr>
-        <w:t xml:space="preserve">ARTICLE </w:t>
-      </w:r>
-      <w:r>
-        <w:rPr>
-          <w:b/>
-          <w:bCs/>
-          <w:sz w:val="14"/>
-          <w:szCs w:val="14"/>
-          <w:u w:val="single"/>
-          <w:lang w:val="fr-FR"/>
-        </w:rPr>
-        <w:t>7</w:t>
-      </w:r>
-      <w:r>
-        <w:rPr>
-          <w:b/>
-          <w:bCs/>
-          <w:sz w:val="14"/>
-          <w:szCs w:val="14"/>
-          <w:u w:val="single"/>
-          <w:lang w:val="fr-FR"/>
-        </w:rPr>
-        <w:t xml:space="preserve"> : CLAUSE RESOLUTION</w:t>
-      </w:r>
-    </w:p>
-    <w:p>
-      <w:pPr>
-        <w:jc w:val="both"/>
-        <w:rPr>
-          <w:sz w:val="14"/>
-          <w:szCs w:val="14"/>
-          <w:lang w:val="fr-FR"/>
-        </w:rPr>
-      </w:pPr>
-      <w:r>
-        <w:rPr>
-          <w:sz w:val="14"/>
-          <w:szCs w:val="14"/>
-          <w:lang w:val="fr-FR"/>
-        </w:rPr>
-        <w:t xml:space="preserve">Il est expressément stipulé qu’à défaut de paiement d’une facture à son échéance ou en cas d’inexécution constatée d’une seule des obligations du contrat, </w:t>
-      </w:r>
-      <w:r>
-        <w:rPr>
-          <w:b/>
-          <w:bCs/>
-          <w:sz w:val="14"/>
-          <w:szCs w:val="14"/>
-          <w:u w:val="single"/>
-          <w:lang w:val="fr-FR"/>
-        </w:rPr>
-        <w:t xml:space="preserve">huit jours après une lettre recommandée </w:t>
-      </w:r>
-      <w:r>
-        <w:rPr>
-          <w:sz w:val="14"/>
-          <w:szCs w:val="14"/>
-          <w:lang w:val="fr-FR"/>
-        </w:rPr>
-        <w:t>avec accusé de réception non suivie d’effet, le contrat sera résilié de plein droit.</w:t>
-      </w:r>
-    </w:p>
-    <w:p>
-      <w:pPr>
-        <w:jc w:val="both"/>
-        <w:rPr>
-          <w:sz w:val="14"/>
-          <w:szCs w:val="14"/>
-          <w:lang w:val="fr-FR"/>
-        </w:rPr>
-      </w:pPr>
-      <w:r>
-        <w:rPr>
-          <w:sz w:val="14"/>
-          <w:szCs w:val="14"/>
-          <w:lang w:val="fr-FR"/>
-        </w:rPr>
-        <w:t>Le courrier du domicilié sera alors refusé et ses appels téléphoniques rejetés. La situation sera également signalée au Registre de Commerce de Casablanca et aux services fiscaux compétents.</w:t>
-      </w:r>
-    </w:p>
-    <w:p>
-      <w:pPr>
-        <w:jc w:val="both"/>
-        <w:rPr>
-          <w:sz w:val="14"/>
-          <w:szCs w:val="14"/>
-          <w:lang w:val="fr-FR"/>
-        </w:rPr>
-      </w:pPr>
-      <w:r>
-        <w:rPr>
-          <w:sz w:val="14"/>
-          <w:szCs w:val="14"/>
-          <w:lang w:val="fr-FR"/>
-        </w:rPr>
-        <w:t xml:space="preserve">En  outre  </w:t>
-      </w:r>
-      <w:r>
-        <w:rPr>
-          <w:b/>
-          <w:bCs/>
-          <w:color w:val="124F1A" w:themeColor="accent3" w:themeShade="BF"/>
-          <w:sz w:val="14"/>
-          <w:szCs w:val="14"/>
-          <w:lang w:val="fr-FR"/>
-        </w:rPr>
-        <w:t xml:space="preserve">«  </w:t>
-      </w:r>
-      <w:r>
-        <w:rPr>
-          <w:b/>
-          <w:bCs/>
-          <w:color w:val="124F1A" w:themeColor="accent3" w:themeShade="BF"/>
-          <w:sz w:val="14"/>
-          <w:szCs w:val="14"/>
-          <w:lang w:val="fr-FR"/>
-        </w:rPr>
-        <w:t>CENTIRIO</w:t>
-      </w:r>
-      <w:r>
-        <w:rPr>
-          <w:b/>
-          <w:bCs/>
-          <w:color w:val="124F1A" w:themeColor="accent3" w:themeShade="BF"/>
-          <w:sz w:val="14"/>
-          <w:szCs w:val="14"/>
-          <w:lang w:val="fr-FR"/>
-        </w:rPr>
-        <w:t xml:space="preserve">  SARL»</w:t>
-      </w:r>
-      <w:r>
-        <w:rPr>
-          <w:color w:val="124F1A" w:themeColor="accent3" w:themeShade="BF"/>
-          <w:sz w:val="14"/>
-          <w:szCs w:val="14"/>
-          <w:lang w:val="fr-FR"/>
-        </w:rPr>
         <w:t xml:space="preserve">, </w:t>
       </w:r>
       <w:r>
@@ -4191,341 +3236,8 @@
           <w:szCs w:val="14"/>
           <w:lang w:val="fr-FR"/>
         </w:rPr>
-        <w:t>se  réserve  la  faculté  de  faire  cesser  les effets des  contrats  dans  les  locaux  concernés  ainsi que tous les actes en découlant pour le domicilié, sur simple lettre recommandée avec accusé de réception avec effet immédiat dans le cas où le domicilié, créerait des troubles commerciaux ou non, pour la bonne marche et la bonne réputation des locaux et, de manière générales, tous usages contraires à l’ordre public et aux bonnes mœurs (défaut de paiement de ses fournisseurs ou tout créancier, plainte des salariés, action de l’inspection du travail, visite des services de police le  concernant  ou  visite d’huissiers à sa recherche,…). Tous les frais d’une telle situation et ceux qui en seraient la suite ou la conséquence seront à la charge du domicilié qui s’oblige à les régler.</w:t>
-      </w:r>
-    </w:p>
-    <w:p>
-      <w:pPr>
-        <w:jc w:val="both"/>
-        <w:rPr>
-          <w:sz w:val="14"/>
-          <w:szCs w:val="14"/>
-          <w:lang w:val="fr-FR"/>
-        </w:rPr>
-      </w:pPr>
-      <w:r>
-        <w:rPr>
-          <w:sz w:val="14"/>
-          <w:szCs w:val="14"/>
-          <w:lang w:val="fr-FR"/>
-        </w:rPr>
-        <w:t xml:space="preserve">Le domicilié devra, en outre, rembourser à </w:t>
-      </w:r>
-      <w:r>
-        <w:rPr>
-          <w:b/>
-          <w:bCs/>
-          <w:color w:val="124F1A" w:themeColor="accent3" w:themeShade="BF"/>
-          <w:sz w:val="14"/>
-          <w:szCs w:val="14"/>
-          <w:lang w:val="fr-FR"/>
-        </w:rPr>
-        <w:t xml:space="preserve">« </w:t>
-      </w:r>
-      <w:r>
-        <w:rPr>
-          <w:b/>
-          <w:bCs/>
-          <w:color w:val="124F1A" w:themeColor="accent3" w:themeShade="BF"/>
-          <w:sz w:val="14"/>
-          <w:szCs w:val="14"/>
-          <w:lang w:val="fr-FR"/>
-        </w:rPr>
-        <w:t>CENTIRIO</w:t>
-      </w:r>
-      <w:r>
-        <w:rPr>
-          <w:b/>
-          <w:bCs/>
-          <w:color w:val="124F1A" w:themeColor="accent3" w:themeShade="BF"/>
-          <w:sz w:val="14"/>
-          <w:szCs w:val="14"/>
-          <w:lang w:val="fr-FR"/>
-        </w:rPr>
-        <w:t xml:space="preserve"> SARL »</w:t>
-      </w:r>
-      <w:r>
-        <w:rPr>
-          <w:color w:val="124F1A" w:themeColor="accent3" w:themeShade="BF"/>
-          <w:sz w:val="14"/>
-          <w:szCs w:val="14"/>
-          <w:lang w:val="fr-FR"/>
-        </w:rPr>
-        <w:t xml:space="preserve">, </w:t>
-      </w:r>
-      <w:r>
-        <w:rPr>
-          <w:sz w:val="14"/>
-          <w:szCs w:val="14"/>
-          <w:lang w:val="fr-FR"/>
-        </w:rPr>
-        <w:t>les frais des actes extra-judiciaires et autres frais de justice motivés par des infractions aux clauses et aux conditions du présent engagement.</w:t>
-      </w:r>
-    </w:p>
-    <w:p>
-      <w:pPr>
-        <w:jc w:val="both"/>
-        <w:rPr>
-          <w:sz w:val="14"/>
-          <w:szCs w:val="14"/>
-          <w:lang w:val="fr-FR"/>
-        </w:rPr>
-      </w:pPr>
-      <w:r>
-        <w:rPr>
-          <w:sz w:val="14"/>
-          <w:szCs w:val="14"/>
-          <w:lang w:val="fr-FR"/>
-        </w:rPr>
-        <w:t xml:space="preserve">En application de ces principes et pour le cas où le recouvrement de toutes les sommes exigibles en vertu des présentes nécessiterait l’intervention d’un huissier de justice et/ou d’un avocat, le domicilié devra également rembourser à </w:t>
-      </w:r>
-      <w:r>
-        <w:rPr>
-          <w:b/>
-          <w:bCs/>
-          <w:color w:val="124F1A" w:themeColor="accent3" w:themeShade="BF"/>
-          <w:sz w:val="14"/>
-          <w:szCs w:val="14"/>
-          <w:lang w:val="fr-FR"/>
-        </w:rPr>
-        <w:t xml:space="preserve">« </w:t>
-      </w:r>
-      <w:r>
-        <w:rPr>
-          <w:b/>
-          <w:bCs/>
-          <w:color w:val="124F1A" w:themeColor="accent3" w:themeShade="BF"/>
-          <w:sz w:val="14"/>
-          <w:szCs w:val="14"/>
-          <w:lang w:val="fr-FR"/>
-        </w:rPr>
-        <w:t>CENTIRIO</w:t>
-      </w:r>
-      <w:r>
-        <w:rPr>
-          <w:b/>
-          <w:bCs/>
-          <w:color w:val="124F1A" w:themeColor="accent3" w:themeShade="BF"/>
-          <w:sz w:val="14"/>
-          <w:szCs w:val="14"/>
-          <w:lang w:val="fr-FR"/>
-        </w:rPr>
-        <w:t xml:space="preserve"> SARL</w:t>
-      </w:r>
-      <w:r>
-        <w:rPr>
-          <w:b/>
-          <w:bCs/>
-          <w:color w:val="124F1A" w:themeColor="accent3" w:themeShade="BF"/>
-          <w:sz w:val="14"/>
-          <w:szCs w:val="14"/>
-          <w:lang w:val="fr-FR"/>
-        </w:rPr>
-        <w:t xml:space="preserve"> </w:t>
-      </w:r>
-      <w:r>
-        <w:rPr>
-          <w:b/>
-          <w:bCs/>
-          <w:color w:val="124F1A" w:themeColor="accent3" w:themeShade="BF"/>
-          <w:sz w:val="14"/>
-          <w:szCs w:val="14"/>
-          <w:lang w:val="fr-FR"/>
-        </w:rPr>
-        <w:t>»</w:t>
-      </w:r>
-      <w:r>
-        <w:rPr>
-          <w:sz w:val="14"/>
-          <w:szCs w:val="14"/>
-          <w:lang w:val="fr-FR"/>
-        </w:rPr>
-        <w:t>, les honoraires et frais de recouvrement, droit de recette ou droit proportionnel qui seraient perçus par ceux-ci.</w:t>
-      </w:r>
-    </w:p>
-    <w:p>
-      <w:pPr>
-        <w:jc w:val="both"/>
-        <w:rPr>
-          <w:b/>
-          <w:bCs/>
-          <w:sz w:val="14"/>
-          <w:szCs w:val="14"/>
-          <w:u w:val="single"/>
-          <w:lang w:val="fr-FR"/>
-        </w:rPr>
-      </w:pPr>
-      <w:r>
-        <w:rPr>
-          <w:b/>
-          <w:bCs/>
-          <w:sz w:val="14"/>
-          <w:szCs w:val="14"/>
-          <w:u w:val="single"/>
-          <w:lang w:val="fr-FR"/>
-        </w:rPr>
-        <w:t xml:space="preserve">ARTICLE </w:t>
-      </w:r>
-      <w:r>
-        <w:rPr>
-          <w:b/>
-          <w:bCs/>
-          <w:sz w:val="14"/>
-          <w:szCs w:val="14"/>
-          <w:u w:val="single"/>
-          <w:lang w:val="fr-FR"/>
-        </w:rPr>
-        <w:t>8</w:t>
-      </w:r>
-      <w:r>
-        <w:rPr>
-          <w:b/>
-          <w:bCs/>
-          <w:sz w:val="14"/>
-          <w:szCs w:val="14"/>
-          <w:u w:val="single"/>
-          <w:lang w:val="fr-FR"/>
-        </w:rPr>
-        <w:t xml:space="preserve"> : FRAIS</w:t>
-      </w:r>
-    </w:p>
-    <w:p>
-      <w:pPr>
-        <w:jc w:val="both"/>
-        <w:rPr>
-          <w:sz w:val="14"/>
-          <w:szCs w:val="14"/>
-          <w:lang w:val="fr-FR"/>
-        </w:rPr>
-      </w:pPr>
-      <w:r>
-        <w:rPr>
-          <w:sz w:val="14"/>
-          <w:szCs w:val="14"/>
-          <w:lang w:val="fr-FR"/>
-        </w:rPr>
-        <w:t>Les frais et droits des présentes sont à la charge du domicilié.</w:t>
-      </w:r>
-    </w:p>
-    <w:p>
-      <w:pPr>
-        <w:jc w:val="both"/>
-        <w:rPr>
-          <w:b/>
-          <w:bCs/>
-          <w:sz w:val="14"/>
-          <w:szCs w:val="14"/>
-          <w:u w:val="single"/>
-          <w:lang w:val="fr-FR"/>
-        </w:rPr>
-      </w:pPr>
-      <w:r>
-        <w:rPr>
-          <w:b/>
-          <w:bCs/>
-          <w:sz w:val="14"/>
-          <w:szCs w:val="14"/>
-          <w:u w:val="single"/>
-          <w:lang w:val="fr-FR"/>
-        </w:rPr>
-        <w:t xml:space="preserve">ARTICLE </w:t>
-      </w:r>
-      <w:r>
-        <w:rPr>
-          <w:b/>
-          <w:bCs/>
-          <w:sz w:val="14"/>
-          <w:szCs w:val="14"/>
-          <w:u w:val="single"/>
-          <w:lang w:val="fr-FR"/>
-        </w:rPr>
-        <w:t>9</w:t>
-      </w:r>
-      <w:r>
-        <w:rPr>
-          <w:b/>
-          <w:bCs/>
-          <w:sz w:val="14"/>
-          <w:szCs w:val="14"/>
-          <w:u w:val="single"/>
-          <w:lang w:val="fr-FR"/>
-        </w:rPr>
-        <w:t xml:space="preserve"> : CLAUSE COMPROMISSOIRE</w:t>
-      </w:r>
-    </w:p>
-    <w:p>
-      <w:pPr>
-        <w:jc w:val="both"/>
-        <w:rPr>
-          <w:sz w:val="14"/>
-          <w:szCs w:val="14"/>
-          <w:lang w:val="fr-FR"/>
-        </w:rPr>
-      </w:pPr>
-      <w:r>
-        <w:rPr>
-          <w:sz w:val="14"/>
-          <w:szCs w:val="14"/>
-          <w:lang w:val="fr-FR"/>
-        </w:rPr>
-        <w:t>En cas de contestation ou de litige quant à l’exécution des présentes, les Parties s’entendent pour rendre le Tribunal de Casablanca seul compétent.</w:t>
-      </w:r>
-    </w:p>
-    <w:p>
-      <w:pPr>
-        <w:jc w:val="both"/>
-        <w:rPr>
-          <w:b/>
-          <w:bCs/>
-          <w:sz w:val="14"/>
-          <w:szCs w:val="14"/>
-          <w:u w:val="single"/>
-          <w:lang w:val="fr-FR"/>
-        </w:rPr>
-      </w:pPr>
-      <w:r>
-        <w:rPr>
-          <w:b/>
-          <w:bCs/>
-          <w:sz w:val="14"/>
-          <w:szCs w:val="14"/>
-          <w:u w:val="single"/>
-          <w:lang w:val="fr-FR"/>
-        </w:rPr>
-        <w:t>ARTICLE 1</w:t>
-      </w:r>
-      <w:r>
-        <w:rPr>
-          <w:b/>
-          <w:bCs/>
-          <w:sz w:val="14"/>
-          <w:szCs w:val="14"/>
-          <w:u w:val="single"/>
-          <w:lang w:val="fr-FR"/>
-        </w:rPr>
-        <w:t>0</w:t>
-      </w:r>
-      <w:r>
-        <w:rPr>
-          <w:b/>
-          <w:bCs/>
-          <w:sz w:val="14"/>
-          <w:szCs w:val="14"/>
-          <w:u w:val="single"/>
-          <w:lang w:val="fr-FR"/>
-        </w:rPr>
-        <w:t xml:space="preserve"> : PROCURATION SPECIALE :</w:t>
-      </w:r>
-    </w:p>
-    <w:p>
-      <w:pPr>
-        <w:jc w:val="both"/>
-        <w:rPr>
-          <w:sz w:val="14"/>
-          <w:szCs w:val="14"/>
-          <w:lang w:val="fr-FR"/>
-        </w:rPr>
-      </w:pPr>
+        <w:t xml:space="preserve">pour   la   réception   de   tous   courriers   ou   notifications   au   nom   de   la   société </w:t>
+      </w:r>
       <w:r>
         <w:rPr>
           <w:b/>
@@ -4535,112 +3247,7 @@
           <w:szCs w:val="14"/>
           <w:lang w:val="fr-FR"/>
         </w:rPr>
-        <w:t>{{CIVILITE_ASSOCIE}} {{PRENOM_ASSOCIE}} {{NOM_ASSOCIE}},</w:t>
-      </w:r>
-      <w:r>
-        <w:rPr>
-          <w:color w:val="0E2841" w:themeColor="text2"/>
-          <w:sz w:val="14"/>
-          <w:szCs w:val="14"/>
-          <w:lang w:val="fr-FR"/>
-        </w:rPr>
-        <w:t xml:space="preserve"> </w:t>
-      </w:r>
-      <w:r>
-        <w:rPr>
-          <w:sz w:val="14"/>
-          <w:szCs w:val="14"/>
-          <w:lang w:val="fr-FR"/>
-        </w:rPr>
-        <w:t xml:space="preserve">agissant en qualité de gérant de la société </w:t>
-      </w:r>
-      <w:r>
-        <w:rPr>
-          <w:b/>
-          <w:bCs/>
-          <w:color w:val="0E2841" w:themeColor="text2"/>
-          <w:sz w:val="14"/>
-          <w:szCs w:val="14"/>
-          <w:lang w:val="fr-FR"/>
-        </w:rPr>
-        <w:t>« {{DENOMINATION_SOCIALE}} {{FORME_JURIDIQUE}} »</w:t>
-      </w:r>
-      <w:r>
-        <w:rPr>
-          <w:sz w:val="14"/>
-          <w:szCs w:val="14"/>
-          <w:lang w:val="fr-FR"/>
-        </w:rPr>
-        <w:t xml:space="preserve">, </w:t>
-      </w:r>
-      <w:r>
-        <w:rPr>
-          <w:sz w:val="14"/>
-          <w:szCs w:val="14"/>
-          <w:lang w:val="fr-FR"/>
-        </w:rPr>
-        <w:t xml:space="preserve">donne procuration à la Société </w:t>
-      </w:r>
-      <w:r>
-        <w:rPr>
-          <w:b/>
-          <w:bCs/>
-          <w:color w:val="124F1A" w:themeColor="accent3" w:themeShade="BF"/>
-          <w:sz w:val="14"/>
-          <w:szCs w:val="14"/>
-          <w:lang w:val="fr-FR"/>
-        </w:rPr>
-        <w:t xml:space="preserve">« </w:t>
-      </w:r>
-      <w:r>
-        <w:rPr>
-          <w:b/>
-          <w:bCs/>
-          <w:color w:val="124F1A" w:themeColor="accent3" w:themeShade="BF"/>
-          <w:sz w:val="14"/>
-          <w:szCs w:val="14"/>
-          <w:lang w:val="fr-FR"/>
-        </w:rPr>
-        <w:t>CENTIRIO</w:t>
-      </w:r>
-      <w:r>
-        <w:rPr>
-          <w:b/>
-          <w:bCs/>
-          <w:color w:val="124F1A" w:themeColor="accent3" w:themeShade="BF"/>
-          <w:sz w:val="14"/>
-          <w:szCs w:val="14"/>
-          <w:lang w:val="fr-FR"/>
-        </w:rPr>
-        <w:t xml:space="preserve"> SARL »</w:t>
-      </w:r>
-      <w:r>
-        <w:rPr>
-          <w:color w:val="124F1A" w:themeColor="accent3" w:themeShade="BF"/>
-          <w:sz w:val="14"/>
-          <w:szCs w:val="14"/>
-          <w:lang w:val="fr-FR"/>
-        </w:rPr>
-        <w:t xml:space="preserve">, </w:t>
-      </w:r>
-      <w:r>
-        <w:rPr>
-          <w:sz w:val="14"/>
-          <w:szCs w:val="14"/>
-          <w:lang w:val="fr-FR"/>
-        </w:rPr>
-        <w:t xml:space="preserve">pour   la   réception   de   tous   courriers   ou   notifications   au   nom   de   la   société </w:t>
-      </w:r>
-      <w:r>
-        <w:rPr>
-          <w:b/>
-          <w:bCs/>
-          <w:color w:val="0E2841" w:themeColor="text2"/>
-          <w:sz w:val="14"/>
-          <w:szCs w:val="14"/>
-          <w:lang w:val="fr-FR"/>
-        </w:rPr>
-        <w:t>{{DENOMINATION_SOCIALE}} {{FORME_JURIDIQUE}}.</w:t>
+        <w:t>{{ DENOMINATION_SOCIALE }} {{ FORME_JURIDIQUE }}.</w:t>
       </w:r>
     </w:p>
     <w:p>
@@ -4931,7 +3538,7 @@
           <w:szCs w:val="14"/>
           <w:lang w:val="fr-FR"/>
         </w:rPr>
-        <w:t>{{DATE_CONTRAT}}</w:t>
+        <w:t>{{ DATE_CONTRAT }}</w:t>
       </w:r>
     </w:p>
     <w:p>
@@ -5108,7 +3715,7 @@
                                 <w:szCs w:val="16"/>
                                 <w:lang w:val="fr-FR"/>
                               </w:rPr>
-                              <w:t xml:space="preserve">{{DENOMINATION_SOCIALE}} {{FORME_JURIDIQUE}} </w:t>
+                              <w:t xml:space="preserve">{{ DENOMINATION_SOCIALE }} {{ FORME_JURIDIQUE }} </w:t>
                             </w:r>
                             <w:r>
                               <w:rPr>
@@ -5127,7 +3734,7 @@
                                 <w:szCs w:val="16"/>
                                 <w:lang w:val="fr-FR"/>
                               </w:rPr>
-                              <w:t>{{CIVILITE_ASSOCIE}} {{PRENOM_ASSOCIE}} {{NOM_ASSOCIE}}</w:t>
+                              <w:t>{{ CIVILITE_ASSOCIE }} {{ PRENOM_ASSOCIE }} {{ NOM_ASSOCIE }}</w:t>
                             </w:r>
                           </w:p>
                         </w:txbxContent>
@@ -5170,7 +3777,7 @@
                           <w:szCs w:val="16"/>
                           <w:lang w:val="fr-FR"/>
                         </w:rPr>
-                        <w:t xml:space="preserve">{{DENOMINATION_SOCIALE}} {{FORME_JURIDIQUE}} </w:t>
+                        <w:t xml:space="preserve">{{ DENOMINATION_SOCIALE }} {{ FORME_JURIDIQUE }} </w:t>
                       </w:r>
                       <w:r>
                         <w:rPr>
@@ -5189,7 +3796,7 @@
                           <w:szCs w:val="16"/>
                           <w:lang w:val="fr-FR"/>
                         </w:rPr>
-                        <w:t>{{CIVILITE_ASSOCIE}} {{PRENOM_ASSOCIE}} {{NOM_ASSOCIE}}</w:t>
+                        <w:t>{{ CIVILITE_ASSOCIE }} {{ PRENOM_ASSOCIE }} {{ NOM_ASSOCIE }}</w:t>
                       </w:r>
                     </w:p>
                   </w:txbxContent>
